--- a/L_4-6/Звіт 4-6 В. Стахнюк.docx
+++ b/L_4-6/Звіт 4-6 В. Стахнюк.docx
@@ -472,22 +472,7 @@
           <w:sz w:val="28"/>
           <w:szCs w:val="28"/>
         </w:rPr>
-      </w:r>
-      <w:r/>
-      <w:r>
-        <w:rPr>
-          <w:rFonts w:ascii="Times New Roman" w:hAnsi="Times New Roman" w:cs="Times New Roman"/>
-          <w:sz w:val="28"/>
-          <w:szCs w:val="28"/>
-        </w:rPr>
         <w:t xml:space="preserve">»</w:t>
-      </w:r>
-      <w:r>
-        <w:rPr>
-          <w:rFonts w:ascii="Times New Roman" w:hAnsi="Times New Roman" w:cs="Times New Roman"/>
-          <w:sz w:val="28"/>
-          <w:szCs w:val="28"/>
-        </w:rPr>
       </w:r>
       <w:r>
         <w:rPr>
@@ -912,12 +897,6 @@
       </w:r>
       <w:r>
         <w:rPr>
-          <w:b/>
-          <w:bCs/>
-        </w:rPr>
-      </w:r>
-      <w:r>
-        <w:rPr>
           <w:rFonts w:ascii="Times New Roman" w:hAnsi="Times New Roman" w:cs="Times New Roman"/>
           <w:sz w:val="28"/>
           <w:szCs w:val="28"/>
@@ -940,14 +919,6 @@
           <w:szCs w:val="28"/>
         </w:rPr>
         <w:t xml:space="preserve">клас для обробки даних.</w:t>
-      </w:r>
-      <w:r/>
-      <w:r>
-        <w:rPr>
-          <w:rFonts w:ascii="Times New Roman" w:hAnsi="Times New Roman" w:cs="Times New Roman"/>
-          <w:sz w:val="28"/>
-          <w:szCs w:val="28"/>
-        </w:rPr>
       </w:r>
       <w:r>
         <w:rPr>
@@ -960,12 +931,6 @@
       </w:r>
       <w:r>
         <w:rPr>
-          <w:b/>
-          <w:bCs/>
-        </w:rPr>
-      </w:r>
-      <w:r>
-        <w:rPr>
           <w:rFonts w:ascii="Times New Roman" w:hAnsi="Times New Roman" w:cs="Times New Roman"/>
           <w:sz w:val="28"/>
           <w:szCs w:val="28"/>
@@ -1051,11 +1016,7 @@
       </w:pPr>
       <w:r>
         <w:rPr>
-          <w:rFonts w:ascii="Times New Roman" w:hAnsi="Times New Roman" w:cs="Times New Roman"/>
           <w:b/>
-          <w:bCs/>
-          <w:sz w:val="28"/>
-          <w:szCs w:val="28"/>
         </w:rPr>
         <w:t xml:space="preserve">Блок-схема алгоритму:</w:t>
       </w:r>
@@ -1065,428 +1026,135 @@
           <w:bCs/>
         </w:rPr>
       </w:r>
+      <w:r>
+        <w:rPr>
+          <w:b/>
+          <w:sz w:val="24"/>
+        </w:rPr>
+      </w:r>
+      <w:r>
+        <w:rPr>
+          <w:b/>
+          <w:bCs/>
+        </w:rPr>
+      </w:r>
+      <w:r>
+        <w:rPr>
+          <w:b/>
+          <w:bCs/>
+        </w:rPr>
+      </w:r>
     </w:p>
     <w:p>
       <w:pPr>
         <w:pBdr/>
         <w:spacing/>
         <w:ind/>
-        <w:rPr/>
-      </w:pPr>
+        <w:jc w:val="center"/>
+        <w:rPr>
+          <w:b/>
+          <w:bCs/>
+        </w:rPr>
+      </w:pPr>
+      <w:r>
+        <mc:AlternateContent>
+          <mc:Choice Requires="wpg">
+            <w:drawing>
+              <wp:inline xmlns:wp="http://schemas.openxmlformats.org/drawingml/2006/wordprocessingDrawing" distT="0" distB="0" distL="0" distR="0">
+                <wp:extent cx="5203022" cy="6417061"/>
+                <wp:effectExtent l="0" t="0" r="0" b="0"/>
+                <wp:docPr id="2" name="Picture 2"/>
+                <wp:cNvGraphicFramePr>
+                  <a:graphicFrameLocks xmlns:a="http://schemas.openxmlformats.org/drawingml/2006/main" noChangeAspect="1"/>
+                </wp:cNvGraphicFramePr>
+                <a:graphic xmlns:a="http://schemas.openxmlformats.org/drawingml/2006/main">
+                  <a:graphicData uri="http://schemas.openxmlformats.org/drawingml/2006/picture">
+                    <pic:pic xmlns:pic="http://schemas.openxmlformats.org/drawingml/2006/picture">
+                      <pic:nvPicPr>
+                        <pic:cNvPr id="0" name="L_4-6_1.png"/>
+                        <pic:cNvPicPr>
+                          <a:picLocks noChangeAspect="1"/>
+                        </pic:cNvPicPr>
+                        <pic:nvPr/>
+                      </pic:nvPicPr>
+                      <pic:blipFill rotWithShape="1">
+                        <a:blip r:embed="rId12"/>
+                        <a:stretch/>
+                      </pic:blipFill>
+                      <pic:spPr bwMode="auto">
+                        <a:xfrm flipH="0" flipV="0">
+                          <a:off x="0" y="0"/>
+                          <a:ext cx="5203022" cy="6417060"/>
+                        </a:xfrm>
+                        <a:prstGeom prst="rect">
+                          <a:avLst/>
+                        </a:prstGeom>
+                      </pic:spPr>
+                    </pic:pic>
+                  </a:graphicData>
+                </a:graphic>
+              </wp:inline>
+            </w:drawing>
+          </mc:Choice>
+          <mc:Fallback>
+            <w:pict>
+              <v:shapetype id="_x0000_t75" coordsize="21600,21600" o:spt="75" o:preferrelative="t" path="m@4@5l@4@11@9@11@9@5xe" filled="f" stroked="f">
+                <v:stroke joinstyle="miter"/>
+                <v:formulas>
+                  <v:f eqn="if lineDrawn pixelLineWidth 0"/>
+                  <v:f eqn="sum @0 1 0"/>
+                  <v:f eqn="sum 0 0 @1"/>
+                  <v:f eqn="prod @2 1 2"/>
+                  <v:f eqn="prod @3 21600 pixelWidth"/>
+                  <v:f eqn="prod @3 21600 pixelHeight"/>
+                  <v:f eqn="sum @0 0 1"/>
+                  <v:f eqn="prod @6 1 2"/>
+                  <v:f eqn="prod @7 21600 pixelWidth"/>
+                  <v:f eqn="sum @8 21600 0"/>
+                  <v:f eqn="prod @7 21600 pixelHeight"/>
+                  <v:f eqn="sum @10 21600 0"/>
+                </v:formulas>
+                <v:path o:extrusionok="f" gradientshapeok="t" o:connecttype="rect"/>
+                <o:lock v:ext="edit" aspectratio="t"/>
+              </v:shapetype>
+              <v:shape id="_x0000_i1" o:spid="_x0000_s1" type="#_x0000_t75" style="width:409.69pt;height:505.28pt;mso-wrap-distance-left:0.00pt;mso-wrap-distance-top:0.00pt;mso-wrap-distance-right:0.00pt;mso-wrap-distance-bottom:0.00pt;z-index:1;" stroked="false">
+                <v:imagedata r:id="rId12" o:title=""/>
+                <o:lock v:ext="edit" rotation="t"/>
+              </v:shape>
+            </w:pict>
+          </mc:Fallback>
+        </mc:AlternateContent>
+      </w:r>
       <w:r>
         <w:rPr>
-          <w:rFonts w:ascii="Times New Roman" w:hAnsi="Times New Roman" w:cs="Times New Roman"/>
-          <w:sz w:val="28"/>
-          <w:szCs w:val="28"/>
+          <w:b/>
+          <w:bCs/>
         </w:rPr>
       </w:r>
-      <w:r/>
     </w:p>
     <w:p>
       <w:pPr>
         <w:pBdr/>
         <w:spacing/>
         <w:ind/>
-        <w:rPr/>
+        <w:jc w:val="center"/>
+        <w:rPr>
+          <w:b/>
+          <w:bCs/>
+        </w:rPr>
       </w:pPr>
       <w:r>
         <w:rPr>
-          <w:rFonts w:ascii="Times New Roman" w:hAnsi="Times New Roman" w:cs="Times New Roman"/>
-          <w:sz w:val="28"/>
-          <w:szCs w:val="28"/>
+          <w:b/>
+          <w:bCs/>
         </w:rPr>
-        <w:t xml:space="preserve">[Початок]</w:t>
       </w:r>
-      <w:r/>
-    </w:p>
-    <w:p>
-      <w:pPr>
-        <w:pBdr/>
-        <w:spacing/>
-        <w:ind/>
-        <w:rPr/>
-      </w:pPr>
       <w:r>
         <w:rPr>
-          <w:rFonts w:ascii="Times New Roman" w:hAnsi="Times New Roman" w:cs="Times New Roman"/>
-          <w:sz w:val="28"/>
-          <w:szCs w:val="28"/>
-        </w:rPr>
-        <w:t xml:space="preserve">    ↓</w:t>
-      </w:r>
-      <w:r/>
-    </w:p>
-    <w:p>
-      <w:pPr>
-        <w:pBdr/>
-        <w:spacing/>
-        <w:ind/>
-        <w:rPr/>
-      </w:pPr>
-      <w:r>
-        <w:rPr>
-          <w:rFonts w:ascii="Times New Roman" w:hAnsi="Times New Roman" w:cs="Times New Roman"/>
-          <w:sz w:val="28"/>
-          <w:szCs w:val="28"/>
-        </w:rPr>
-        <w:t xml:space="preserve">Створити homeAlarm (конструктор за замовчуванням) і вивести дані</w:t>
-      </w:r>
-      <w:r/>
-    </w:p>
-    <w:p>
-      <w:pPr>
-        <w:pBdr/>
-        <w:spacing/>
-        <w:ind/>
-        <w:rPr/>
-      </w:pPr>
-      <w:r>
-        <w:rPr>
-          <w:rFonts w:ascii="Times New Roman" w:hAnsi="Times New Roman" w:cs="Times New Roman"/>
-          <w:sz w:val="28"/>
-          <w:szCs w:val="28"/>
-        </w:rPr>
-        <w:t xml:space="preserve">    ↓</w:t>
-      </w:r>
-      <w:r/>
-    </w:p>
-    <w:p>
-      <w:pPr>
-        <w:pBdr/>
-        <w:spacing/>
-        <w:ind/>
-        <w:rPr/>
-      </w:pPr>
-      <w:r>
-        <w:rPr>
-          <w:rFonts w:ascii="Times New Roman" w:hAnsi="Times New Roman" w:cs="Times New Roman"/>
-          <w:sz w:val="28"/>
-          <w:szCs w:val="28"/>
-        </w:rPr>
-        <w:t xml:space="preserve">Створити officeAlarm(12, true, "SMS") і вивести дані</w:t>
-      </w:r>
-      <w:r/>
-    </w:p>
-    <w:p>
-      <w:pPr>
-        <w:pBdr/>
-        <w:spacing/>
-        <w:ind/>
-        <w:rPr/>
-      </w:pPr>
-      <w:r>
-        <w:rPr>
-          <w:rFonts w:ascii="Times New Roman" w:hAnsi="Times New Roman" w:cs="Times New Roman"/>
-          <w:sz w:val="28"/>
-          <w:szCs w:val="28"/>
-        </w:rPr>
-        <w:t xml:space="preserve">    ↓</w:t>
-      </w:r>
-      <w:r/>
-    </w:p>
-    <w:p>
-      <w:pPr>
-        <w:pBdr/>
-        <w:spacing/>
-        <w:ind/>
-        <w:rPr/>
-      </w:pPr>
-      <w:r>
-        <w:rPr>
-          <w:rFonts w:ascii="Times New Roman" w:hAnsi="Times New Roman" w:cs="Times New Roman"/>
-          <w:sz w:val="28"/>
-          <w:szCs w:val="28"/>
-        </w:rPr>
-        <w:t xml:space="preserve">Змінити homeAlarm методами setSensorCount / setHasWireless / setAlertMethod</w:t>
-      </w:r>
-      <w:r/>
-    </w:p>
-    <w:p>
-      <w:pPr>
-        <w:pBdr/>
-        <w:spacing/>
-        <w:ind/>
-        <w:rPr/>
-      </w:pPr>
-      <w:r>
-        <w:rPr>
-          <w:rFonts w:ascii="Times New Roman" w:hAnsi="Times New Roman" w:cs="Times New Roman"/>
-          <w:sz w:val="28"/>
-          <w:szCs w:val="28"/>
-        </w:rPr>
-        <w:t xml:space="preserve">    ↓</w:t>
-      </w:r>
-      <w:r/>
-    </w:p>
-    <w:p>
-      <w:pPr>
-        <w:pBdr/>
-        <w:spacing/>
-        <w:ind/>
-        <w:rPr/>
-      </w:pPr>
-      <w:r>
-        <w:rPr>
-          <w:rFonts w:ascii="Times New Roman" w:hAnsi="Times New Roman" w:cs="Times New Roman"/>
-          <w:sz w:val="28"/>
-          <w:szCs w:val="28"/>
-        </w:rPr>
-        <w:t xml:space="preserve">Змінити кількість датчиків через посилання (setSensorCountByRef)</w:t>
-      </w:r>
-      <w:r/>
-    </w:p>
-    <w:p>
-      <w:pPr>
-        <w:pBdr/>
-        <w:spacing/>
-        <w:ind/>
-        <w:rPr/>
-      </w:pPr>
-      <w:r>
-        <w:rPr>
-          <w:rFonts w:ascii="Times New Roman" w:hAnsi="Times New Roman" w:cs="Times New Roman"/>
-          <w:sz w:val="28"/>
-          <w:szCs w:val="28"/>
-        </w:rPr>
-        <w:t xml:space="preserve">    ↓</w:t>
-      </w:r>
-      <w:r/>
-    </w:p>
-    <w:p>
-      <w:pPr>
-        <w:pBdr/>
-        <w:spacing/>
-        <w:ind/>
-        <w:rPr/>
-      </w:pPr>
-      <w:r>
-        <w:rPr>
-          <w:rFonts w:ascii="Times New Roman" w:hAnsi="Times New Roman" w:cs="Times New Roman"/>
-          <w:sz w:val="28"/>
-          <w:szCs w:val="28"/>
-        </w:rPr>
-        <w:t xml:space="preserve">Змінити officeAlarm через функцію changeSensors(AlarmSystem&amp;, int)</w:t>
-      </w:r>
-      <w:r/>
-    </w:p>
-    <w:p>
-      <w:pPr>
-        <w:pBdr/>
-        <w:spacing/>
-        <w:ind/>
-        <w:rPr/>
-      </w:pPr>
-      <w:r>
-        <w:rPr>
-          <w:rFonts w:ascii="Times New Roman" w:hAnsi="Times New Roman" w:cs="Times New Roman"/>
-          <w:sz w:val="28"/>
-          <w:szCs w:val="28"/>
-        </w:rPr>
-        <w:t xml:space="preserve">    ↓</w:t>
-      </w:r>
-      <w:r/>
-    </w:p>
-    <w:p>
-      <w:pPr>
-        <w:pBdr/>
-        <w:spacing/>
-        <w:ind/>
-        <w:rPr/>
-      </w:pPr>
-      <w:r>
-        <w:rPr>
-          <w:rFonts w:ascii="Times New Roman" w:hAnsi="Times New Roman" w:cs="Times New Roman"/>
-          <w:sz w:val="28"/>
-          <w:szCs w:val="28"/>
-        </w:rPr>
-        <w:t xml:space="preserve">◇ Спроба задати некоректні значення (0 датчиків, порожній метод)</w:t>
-      </w:r>
-      <w:r/>
-    </w:p>
-    <w:p>
-      <w:pPr>
-        <w:pBdr/>
-        <w:spacing/>
-        <w:ind/>
-        <w:rPr/>
-      </w:pPr>
-      <w:r>
-        <w:rPr>
-          <w:rFonts w:ascii="Times New Roman" w:hAnsi="Times New Roman" w:cs="Times New Roman"/>
-          <w:sz w:val="28"/>
-          <w:szCs w:val="28"/>
-        </w:rPr>
-        <w:t xml:space="preserve">    │</w:t>
-      </w:r>
-      <w:r/>
-    </w:p>
-    <w:p>
-      <w:pPr>
-        <w:pBdr/>
-        <w:spacing/>
-        <w:ind/>
-        <w:rPr/>
-      </w:pPr>
-      <w:r>
-        <w:rPr>
-          <w:rFonts w:ascii="Times New Roman" w:hAnsi="Times New Roman" w:cs="Times New Roman"/>
-          <w:sz w:val="28"/>
-          <w:szCs w:val="28"/>
-        </w:rPr>
-        <w:t xml:space="preserve">    ├─ некоректно → вивести повідомлення про помилку, поля не змінювати</w:t>
-      </w:r>
-      <w:r/>
-    </w:p>
-    <w:p>
-      <w:pPr>
-        <w:pBdr/>
-        <w:spacing/>
-        <w:ind/>
-        <w:rPr/>
-      </w:pPr>
-      <w:r>
-        <w:rPr>
-          <w:rFonts w:ascii="Times New Roman" w:hAnsi="Times New Roman" w:cs="Times New Roman"/>
-          <w:sz w:val="28"/>
-          <w:szCs w:val="28"/>
-        </w:rPr>
-        <w:t xml:space="preserve">    └─ коректно → зберегти нові значення</w:t>
-      </w:r>
-      <w:r/>
-    </w:p>
-    <w:p>
-      <w:pPr>
-        <w:pBdr/>
-        <w:spacing/>
-        <w:ind/>
-        <w:rPr/>
-      </w:pPr>
-      <w:r>
-        <w:rPr>
-          <w:rFonts w:ascii="Times New Roman" w:hAnsi="Times New Roman" w:cs="Times New Roman"/>
-          <w:sz w:val="28"/>
-          <w:szCs w:val="28"/>
-        </w:rPr>
-        <w:t xml:space="preserve">    ↓</w:t>
-      </w:r>
-      <w:r/>
-    </w:p>
-    <w:p>
-      <w:pPr>
-        <w:pBdr/>
-        <w:spacing/>
-        <w:ind/>
-        <w:rPr/>
-      </w:pPr>
-      <w:r>
-        <w:rPr>
-          <w:rFonts w:ascii="Times New Roman" w:hAnsi="Times New Roman" w:cs="Times New Roman"/>
-          <w:sz w:val="28"/>
-          <w:szCs w:val="28"/>
-        </w:rPr>
-        <w:t xml:space="preserve">Створити garageAlarm, викликати inputData(6, false, "сирена"), вивести результат</w:t>
-      </w:r>
-      <w:r/>
-    </w:p>
-    <w:p>
-      <w:pPr>
-        <w:pBdr/>
-        <w:spacing/>
-        <w:ind/>
-        <w:rPr/>
-      </w:pPr>
-      <w:r>
-        <w:rPr>
-          <w:rFonts w:ascii="Times New Roman" w:hAnsi="Times New Roman" w:cs="Times New Roman"/>
-          <w:sz w:val="28"/>
-          <w:szCs w:val="28"/>
-        </w:rPr>
-        <w:t xml:space="preserve">    ↓</w:t>
-      </w:r>
-      <w:r/>
-    </w:p>
-    <w:p>
-      <w:pPr>
-        <w:pBdr/>
-        <w:spacing/>
-        <w:ind/>
-        <w:rPr/>
-      </w:pPr>
-      <w:r>
-        <w:rPr>
-          <w:rFonts w:ascii="Times New Roman" w:hAnsi="Times New Roman" w:cs="Times New Roman"/>
-          <w:sz w:val="28"/>
-          <w:szCs w:val="28"/>
-        </w:rPr>
-        <w:t xml:space="preserve">Виклик деструкторів при завершенні main</w:t>
-      </w:r>
-      <w:r/>
-    </w:p>
-    <w:p>
-      <w:pPr>
-        <w:pBdr/>
-        <w:spacing/>
-        <w:ind/>
-        <w:rPr/>
-      </w:pPr>
-      <w:r>
-        <w:rPr>
-          <w:rFonts w:ascii="Times New Roman" w:hAnsi="Times New Roman" w:cs="Times New Roman"/>
-          <w:sz w:val="28"/>
-          <w:szCs w:val="28"/>
-        </w:rPr>
-        <w:t xml:space="preserve">    ↓</w:t>
-      </w:r>
-      <w:r/>
-    </w:p>
-    <w:p>
-      <w:pPr>
-        <w:pBdr/>
-        <w:spacing/>
-        <w:ind/>
-        <w:rPr/>
-      </w:pPr>
-      <w:r>
-        <w:rPr>
-          <w:rFonts w:ascii="Times New Roman" w:hAnsi="Times New Roman" w:cs="Times New Roman"/>
-          <w:sz w:val="28"/>
-          <w:szCs w:val="28"/>
-        </w:rPr>
-        <w:t xml:space="preserve">[Кінець]</w:t>
-      </w:r>
-      <w:r/>
-    </w:p>
-    <w:p>
-      <w:pPr>
-        <w:pBdr/>
-        <w:spacing/>
-        <w:ind/>
-        <w:rPr/>
-      </w:pPr>
-      <w:r>
-        <w:rPr>
-          <w:rFonts w:ascii="Times New Roman" w:hAnsi="Times New Roman" w:cs="Times New Roman"/>
-          <w:sz w:val="28"/>
-          <w:szCs w:val="28"/>
+          <w:b/>
+          <w:bCs/>
         </w:rPr>
       </w:r>
-      <w:r/>
-    </w:p>
-    <w:p>
-      <w:pPr>
-        <w:pBdr/>
-        <w:spacing/>
-        <w:ind/>
-        <w:rPr/>
-      </w:pPr>
-      <w:r>
-        <w:rPr>
-          <w:rFonts w:ascii="Times New Roman" w:hAnsi="Times New Roman" w:cs="Times New Roman"/>
-          <w:sz w:val="28"/>
-          <w:szCs w:val="28"/>
-        </w:rPr>
-      </w:r>
-      <w:r/>
     </w:p>
     <w:p>
       <w:pPr>
@@ -1514,2108 +1182,12 @@
           <w:bCs/>
         </w:rPr>
       </w:r>
-    </w:p>
-    <w:p>
-      <w:pPr>
-        <w:pBdr/>
-        <w:spacing/>
-        <w:ind/>
-        <w:rPr/>
-      </w:pPr>
       <w:r>
         <w:rPr>
-          <w:rFonts w:ascii="Times New Roman" w:hAnsi="Times New Roman" w:cs="Times New Roman"/>
-          <w:sz w:val="28"/>
-          <w:szCs w:val="28"/>
-        </w:rPr>
-        <w:t xml:space="preserve">—— Файл: alarm_system.cpp ———</w:t>
-      </w:r>
-      <w:r/>
-    </w:p>
-    <w:p>
-      <w:pPr>
-        <w:pBdr/>
-        <w:spacing/>
-        <w:ind/>
-        <w:rPr/>
-      </w:pPr>
-      <w:r>
-        <w:rPr>
-          <w:rFonts w:ascii="Times New Roman" w:hAnsi="Times New Roman" w:cs="Times New Roman"/>
-          <w:sz w:val="28"/>
-          <w:szCs w:val="28"/>
+          <w:b/>
+          <w:bCs/>
         </w:rPr>
       </w:r>
-      <w:r/>
-    </w:p>
-    <w:p>
-      <w:pPr>
-        <w:pBdr/>
-        <w:spacing/>
-        <w:ind/>
-        <w:rPr/>
-      </w:pPr>
-      <w:r>
-        <w:rPr>
-          <w:rFonts w:ascii="Times New Roman" w:hAnsi="Times New Roman" w:cs="Times New Roman"/>
-          <w:sz w:val="28"/>
-          <w:szCs w:val="28"/>
-        </w:rPr>
-        <w:t xml:space="preserve">#include &lt;iostream&gt;</w:t>
-      </w:r>
-      <w:r/>
-    </w:p>
-    <w:p>
-      <w:pPr>
-        <w:pBdr/>
-        <w:spacing/>
-        <w:ind/>
-        <w:rPr/>
-      </w:pPr>
-      <w:r>
-        <w:rPr>
-          <w:rFonts w:ascii="Times New Roman" w:hAnsi="Times New Roman" w:cs="Times New Roman"/>
-          <w:sz w:val="28"/>
-          <w:szCs w:val="28"/>
-        </w:rPr>
-        <w:t xml:space="preserve">#include &lt;string&gt;</w:t>
-      </w:r>
-      <w:r/>
-    </w:p>
-    <w:p>
-      <w:pPr>
-        <w:pBdr/>
-        <w:spacing/>
-        <w:ind/>
-        <w:rPr/>
-      </w:pPr>
-      <w:r>
-        <w:rPr>
-          <w:rFonts w:ascii="Times New Roman" w:hAnsi="Times New Roman" w:cs="Times New Roman"/>
-          <w:sz w:val="28"/>
-          <w:szCs w:val="28"/>
-        </w:rPr>
-      </w:r>
-      <w:r/>
-    </w:p>
-    <w:p>
-      <w:pPr>
-        <w:pBdr/>
-        <w:spacing/>
-        <w:ind/>
-        <w:rPr/>
-      </w:pPr>
-      <w:r>
-        <w:rPr>
-          <w:rFonts w:ascii="Times New Roman" w:hAnsi="Times New Roman" w:cs="Times New Roman"/>
-          <w:sz w:val="28"/>
-          <w:szCs w:val="28"/>
-        </w:rPr>
-        <w:t xml:space="preserve">using namespace std;</w:t>
-      </w:r>
-      <w:r/>
-    </w:p>
-    <w:p>
-      <w:pPr>
-        <w:pBdr/>
-        <w:spacing/>
-        <w:ind/>
-        <w:rPr/>
-      </w:pPr>
-      <w:r>
-        <w:rPr>
-          <w:rFonts w:ascii="Times New Roman" w:hAnsi="Times New Roman" w:cs="Times New Roman"/>
-          <w:sz w:val="28"/>
-          <w:szCs w:val="28"/>
-        </w:rPr>
-      </w:r>
-      <w:r/>
-    </w:p>
-    <w:p>
-      <w:pPr>
-        <w:pBdr/>
-        <w:spacing/>
-        <w:ind/>
-        <w:rPr/>
-      </w:pPr>
-      <w:r>
-        <w:rPr>
-          <w:rFonts w:ascii="Times New Roman" w:hAnsi="Times New Roman" w:cs="Times New Roman"/>
-          <w:sz w:val="28"/>
-          <w:szCs w:val="28"/>
-        </w:rPr>
-        <w:t xml:space="preserve">class AlarmSystem {</w:t>
-      </w:r>
-      <w:r/>
-    </w:p>
-    <w:p>
-      <w:pPr>
-        <w:pBdr/>
-        <w:spacing/>
-        <w:ind/>
-        <w:rPr/>
-      </w:pPr>
-      <w:r>
-        <w:rPr>
-          <w:rFonts w:ascii="Times New Roman" w:hAnsi="Times New Roman" w:cs="Times New Roman"/>
-          <w:sz w:val="28"/>
-          <w:szCs w:val="28"/>
-        </w:rPr>
-        <w:t xml:space="preserve">private:</w:t>
-      </w:r>
-      <w:r/>
-    </w:p>
-    <w:p>
-      <w:pPr>
-        <w:pBdr/>
-        <w:spacing/>
-        <w:ind/>
-        <w:rPr/>
-      </w:pPr>
-      <w:r>
-        <w:rPr>
-          <w:rFonts w:ascii="Times New Roman" w:hAnsi="Times New Roman" w:cs="Times New Roman"/>
-          <w:sz w:val="28"/>
-          <w:szCs w:val="28"/>
-        </w:rPr>
-        <w:t xml:space="preserve">    int sensorCount;</w:t>
-      </w:r>
-      <w:r/>
-    </w:p>
-    <w:p>
-      <w:pPr>
-        <w:pBdr/>
-        <w:spacing/>
-        <w:ind/>
-        <w:rPr/>
-      </w:pPr>
-      <w:r>
-        <w:rPr>
-          <w:rFonts w:ascii="Times New Roman" w:hAnsi="Times New Roman" w:cs="Times New Roman"/>
-          <w:sz w:val="28"/>
-          <w:szCs w:val="28"/>
-        </w:rPr>
-        <w:t xml:space="preserve">    bool hasWireless;</w:t>
-      </w:r>
-      <w:r/>
-    </w:p>
-    <w:p>
-      <w:pPr>
-        <w:pBdr/>
-        <w:spacing/>
-        <w:ind/>
-        <w:rPr/>
-      </w:pPr>
-      <w:r>
-        <w:rPr>
-          <w:rFonts w:ascii="Times New Roman" w:hAnsi="Times New Roman" w:cs="Times New Roman"/>
-          <w:sz w:val="28"/>
-          <w:szCs w:val="28"/>
-        </w:rPr>
-        <w:t xml:space="preserve">    string alertMethod;</w:t>
-      </w:r>
-      <w:r/>
-    </w:p>
-    <w:p>
-      <w:pPr>
-        <w:pBdr/>
-        <w:spacing/>
-        <w:ind/>
-        <w:rPr/>
-      </w:pPr>
-      <w:r>
-        <w:rPr>
-          <w:rFonts w:ascii="Times New Roman" w:hAnsi="Times New Roman" w:cs="Times New Roman"/>
-          <w:sz w:val="28"/>
-          <w:szCs w:val="28"/>
-        </w:rPr>
-      </w:r>
-      <w:r/>
-    </w:p>
-    <w:p>
-      <w:pPr>
-        <w:pBdr/>
-        <w:spacing/>
-        <w:ind/>
-        <w:rPr/>
-      </w:pPr>
-      <w:r>
-        <w:rPr>
-          <w:rFonts w:ascii="Times New Roman" w:hAnsi="Times New Roman" w:cs="Times New Roman"/>
-          <w:sz w:val="28"/>
-          <w:szCs w:val="28"/>
-        </w:rPr>
-        <w:t xml:space="preserve">public:</w:t>
-      </w:r>
-      <w:r/>
-    </w:p>
-    <w:p>
-      <w:pPr>
-        <w:pBdr/>
-        <w:spacing/>
-        <w:ind/>
-        <w:rPr/>
-      </w:pPr>
-      <w:r>
-        <w:rPr>
-          <w:rFonts w:ascii="Times New Roman" w:hAnsi="Times New Roman" w:cs="Times New Roman"/>
-          <w:sz w:val="28"/>
-          <w:szCs w:val="28"/>
-        </w:rPr>
-        <w:t xml:space="preserve">    AlarmSystem() {</w:t>
-      </w:r>
-      <w:r/>
-    </w:p>
-    <w:p>
-      <w:pPr>
-        <w:pBdr/>
-        <w:spacing/>
-        <w:ind/>
-        <w:rPr/>
-      </w:pPr>
-      <w:r>
-        <w:rPr>
-          <w:rFonts w:ascii="Times New Roman" w:hAnsi="Times New Roman" w:cs="Times New Roman"/>
-          <w:sz w:val="28"/>
-          <w:szCs w:val="28"/>
-        </w:rPr>
-        <w:t xml:space="preserve">        sensorCount = 1;</w:t>
-      </w:r>
-      <w:r/>
-    </w:p>
-    <w:p>
-      <w:pPr>
-        <w:pBdr/>
-        <w:spacing/>
-        <w:ind/>
-        <w:rPr/>
-      </w:pPr>
-      <w:r>
-        <w:rPr>
-          <w:rFonts w:ascii="Times New Roman" w:hAnsi="Times New Roman" w:cs="Times New Roman"/>
-          <w:sz w:val="28"/>
-          <w:szCs w:val="28"/>
-        </w:rPr>
-        <w:t xml:space="preserve">        hasWireless = false;</w:t>
-      </w:r>
-      <w:r/>
-    </w:p>
-    <w:p>
-      <w:pPr>
-        <w:pBdr/>
-        <w:spacing/>
-        <w:ind/>
-        <w:rPr/>
-      </w:pPr>
-      <w:r>
-        <w:rPr>
-          <w:rFonts w:ascii="Times New Roman" w:hAnsi="Times New Roman" w:cs="Times New Roman"/>
-          <w:sz w:val="28"/>
-          <w:szCs w:val="28"/>
-        </w:rPr>
-        <w:t xml:space="preserve">        alertMethod = "сирена";</w:t>
-      </w:r>
-      <w:r/>
-    </w:p>
-    <w:p>
-      <w:pPr>
-        <w:pBdr/>
-        <w:spacing/>
-        <w:ind/>
-        <w:rPr/>
-      </w:pPr>
-      <w:r>
-        <w:rPr>
-          <w:rFonts w:ascii="Times New Roman" w:hAnsi="Times New Roman" w:cs="Times New Roman"/>
-          <w:sz w:val="28"/>
-          <w:szCs w:val="28"/>
-        </w:rPr>
-        <w:t xml:space="preserve">        cout &lt;&lt; "Викликано конструктор за замовчуванням\n";</w:t>
-      </w:r>
-      <w:r/>
-    </w:p>
-    <w:p>
-      <w:pPr>
-        <w:pBdr/>
-        <w:spacing/>
-        <w:ind/>
-        <w:rPr/>
-      </w:pPr>
-      <w:r>
-        <w:rPr>
-          <w:rFonts w:ascii="Times New Roman" w:hAnsi="Times New Roman" w:cs="Times New Roman"/>
-          <w:sz w:val="28"/>
-          <w:szCs w:val="28"/>
-        </w:rPr>
-        <w:t xml:space="preserve">    }</w:t>
-      </w:r>
-      <w:r/>
-    </w:p>
-    <w:p>
-      <w:pPr>
-        <w:pBdr/>
-        <w:spacing/>
-        <w:ind/>
-        <w:rPr/>
-      </w:pPr>
-      <w:r>
-        <w:rPr>
-          <w:rFonts w:ascii="Times New Roman" w:hAnsi="Times New Roman" w:cs="Times New Roman"/>
-          <w:sz w:val="28"/>
-          <w:szCs w:val="28"/>
-        </w:rPr>
-      </w:r>
-      <w:r/>
-    </w:p>
-    <w:p>
-      <w:pPr>
-        <w:pBdr/>
-        <w:spacing/>
-        <w:ind/>
-        <w:rPr/>
-      </w:pPr>
-      <w:r>
-        <w:rPr>
-          <w:rFonts w:ascii="Times New Roman" w:hAnsi="Times New Roman" w:cs="Times New Roman"/>
-          <w:sz w:val="28"/>
-          <w:szCs w:val="28"/>
-        </w:rPr>
-        <w:t xml:space="preserve">    AlarmSystem(int sensors, bool wireless, string method) {</w:t>
-      </w:r>
-      <w:r/>
-    </w:p>
-    <w:p>
-      <w:pPr>
-        <w:pBdr/>
-        <w:spacing/>
-        <w:ind/>
-        <w:rPr/>
-      </w:pPr>
-      <w:r>
-        <w:rPr>
-          <w:rFonts w:ascii="Times New Roman" w:hAnsi="Times New Roman" w:cs="Times New Roman"/>
-          <w:sz w:val="28"/>
-          <w:szCs w:val="28"/>
-        </w:rPr>
-        <w:t xml:space="preserve">        sensorCount = sensors;</w:t>
-      </w:r>
-      <w:r/>
-    </w:p>
-    <w:p>
-      <w:pPr>
-        <w:pBdr/>
-        <w:spacing/>
-        <w:ind/>
-        <w:rPr/>
-      </w:pPr>
-      <w:r>
-        <w:rPr>
-          <w:rFonts w:ascii="Times New Roman" w:hAnsi="Times New Roman" w:cs="Times New Roman"/>
-          <w:sz w:val="28"/>
-          <w:szCs w:val="28"/>
-        </w:rPr>
-        <w:t xml:space="preserve">        hasWireless = wireless;</w:t>
-      </w:r>
-      <w:r/>
-    </w:p>
-    <w:p>
-      <w:pPr>
-        <w:pBdr/>
-        <w:spacing/>
-        <w:ind/>
-        <w:rPr/>
-      </w:pPr>
-      <w:r>
-        <w:rPr>
-          <w:rFonts w:ascii="Times New Roman" w:hAnsi="Times New Roman" w:cs="Times New Roman"/>
-          <w:sz w:val="28"/>
-          <w:szCs w:val="28"/>
-        </w:rPr>
-        <w:t xml:space="preserve">        alertMethod = method;</w:t>
-      </w:r>
-      <w:r/>
-    </w:p>
-    <w:p>
-      <w:pPr>
-        <w:pBdr/>
-        <w:spacing/>
-        <w:ind/>
-        <w:rPr/>
-      </w:pPr>
-      <w:r>
-        <w:rPr>
-          <w:rFonts w:ascii="Times New Roman" w:hAnsi="Times New Roman" w:cs="Times New Roman"/>
-          <w:sz w:val="28"/>
-          <w:szCs w:val="28"/>
-        </w:rPr>
-        <w:t xml:space="preserve">        cout &lt;&lt; "Викликано конструктор з параметрами\n";</w:t>
-      </w:r>
-      <w:r/>
-    </w:p>
-    <w:p>
-      <w:pPr>
-        <w:pBdr/>
-        <w:spacing/>
-        <w:ind/>
-        <w:rPr/>
-      </w:pPr>
-      <w:r>
-        <w:rPr>
-          <w:rFonts w:ascii="Times New Roman" w:hAnsi="Times New Roman" w:cs="Times New Roman"/>
-          <w:sz w:val="28"/>
-          <w:szCs w:val="28"/>
-        </w:rPr>
-        <w:t xml:space="preserve">    }</w:t>
-      </w:r>
-      <w:r/>
-    </w:p>
-    <w:p>
-      <w:pPr>
-        <w:pBdr/>
-        <w:spacing/>
-        <w:ind/>
-        <w:rPr/>
-      </w:pPr>
-      <w:r>
-        <w:rPr>
-          <w:rFonts w:ascii="Times New Roman" w:hAnsi="Times New Roman" w:cs="Times New Roman"/>
-          <w:sz w:val="28"/>
-          <w:szCs w:val="28"/>
-        </w:rPr>
-      </w:r>
-      <w:r/>
-    </w:p>
-    <w:p>
-      <w:pPr>
-        <w:pBdr/>
-        <w:spacing/>
-        <w:ind/>
-        <w:rPr/>
-      </w:pPr>
-      <w:r>
-        <w:rPr>
-          <w:rFonts w:ascii="Times New Roman" w:hAnsi="Times New Roman" w:cs="Times New Roman"/>
-          <w:sz w:val="28"/>
-          <w:szCs w:val="28"/>
-        </w:rPr>
-        <w:t xml:space="preserve">    ~AlarmSystem() {</w:t>
-      </w:r>
-      <w:r/>
-    </w:p>
-    <w:p>
-      <w:pPr>
-        <w:pBdr/>
-        <w:spacing/>
-        <w:ind/>
-        <w:rPr/>
-      </w:pPr>
-      <w:r>
-        <w:rPr>
-          <w:rFonts w:ascii="Times New Roman" w:hAnsi="Times New Roman" w:cs="Times New Roman"/>
-          <w:sz w:val="28"/>
-          <w:szCs w:val="28"/>
-        </w:rPr>
-        <w:t xml:space="preserve">        cout &lt;&lt; "Викликано деструктор\n";</w:t>
-      </w:r>
-      <w:r/>
-    </w:p>
-    <w:p>
-      <w:pPr>
-        <w:pBdr/>
-        <w:spacing/>
-        <w:ind/>
-        <w:rPr/>
-      </w:pPr>
-      <w:r>
-        <w:rPr>
-          <w:rFonts w:ascii="Times New Roman" w:hAnsi="Times New Roman" w:cs="Times New Roman"/>
-          <w:sz w:val="28"/>
-          <w:szCs w:val="28"/>
-        </w:rPr>
-        <w:t xml:space="preserve">    }</w:t>
-      </w:r>
-      <w:r/>
-    </w:p>
-    <w:p>
-      <w:pPr>
-        <w:pBdr/>
-        <w:spacing/>
-        <w:ind/>
-        <w:rPr/>
-      </w:pPr>
-      <w:r>
-        <w:rPr>
-          <w:rFonts w:ascii="Times New Roman" w:hAnsi="Times New Roman" w:cs="Times New Roman"/>
-          <w:sz w:val="28"/>
-          <w:szCs w:val="28"/>
-        </w:rPr>
-      </w:r>
-      <w:r/>
-    </w:p>
-    <w:p>
-      <w:pPr>
-        <w:pBdr/>
-        <w:spacing/>
-        <w:ind/>
-        <w:rPr/>
-      </w:pPr>
-      <w:r>
-        <w:rPr>
-          <w:rFonts w:ascii="Times New Roman" w:hAnsi="Times New Roman" w:cs="Times New Roman"/>
-          <w:sz w:val="28"/>
-          <w:szCs w:val="28"/>
-        </w:rPr>
-        <w:t xml:space="preserve">    void setSensorCount(int count) {</w:t>
-      </w:r>
-      <w:r/>
-    </w:p>
-    <w:p>
-      <w:pPr>
-        <w:pBdr/>
-        <w:spacing/>
-        <w:ind/>
-        <w:rPr/>
-      </w:pPr>
-      <w:r>
-        <w:rPr>
-          <w:rFonts w:ascii="Times New Roman" w:hAnsi="Times New Roman" w:cs="Times New Roman"/>
-          <w:sz w:val="28"/>
-          <w:szCs w:val="28"/>
-        </w:rPr>
-        <w:t xml:space="preserve">        if (count &lt; 1 || count &gt; 1000) {</w:t>
-      </w:r>
-      <w:r/>
-    </w:p>
-    <w:p>
-      <w:pPr>
-        <w:pBdr/>
-        <w:spacing/>
-        <w:ind/>
-        <w:rPr/>
-      </w:pPr>
-      <w:r>
-        <w:rPr>
-          <w:rFonts w:ascii="Times New Roman" w:hAnsi="Times New Roman" w:cs="Times New Roman"/>
-          <w:sz w:val="28"/>
-          <w:szCs w:val="28"/>
-        </w:rPr>
-        <w:t xml:space="preserve">            cout &lt;&lt; "Помилка: кількість датчиків має бути від 1 до 1000!\n";</w:t>
-      </w:r>
-      <w:r/>
-    </w:p>
-    <w:p>
-      <w:pPr>
-        <w:pBdr/>
-        <w:spacing/>
-        <w:ind/>
-        <w:rPr/>
-      </w:pPr>
-      <w:r>
-        <w:rPr>
-          <w:rFonts w:ascii="Times New Roman" w:hAnsi="Times New Roman" w:cs="Times New Roman"/>
-          <w:sz w:val="28"/>
-          <w:szCs w:val="28"/>
-        </w:rPr>
-        <w:t xml:space="preserve">            return;</w:t>
-      </w:r>
-      <w:r/>
-    </w:p>
-    <w:p>
-      <w:pPr>
-        <w:pBdr/>
-        <w:spacing/>
-        <w:ind/>
-        <w:rPr/>
-      </w:pPr>
-      <w:r>
-        <w:rPr>
-          <w:rFonts w:ascii="Times New Roman" w:hAnsi="Times New Roman" w:cs="Times New Roman"/>
-          <w:sz w:val="28"/>
-          <w:szCs w:val="28"/>
-        </w:rPr>
-        <w:t xml:space="preserve">        }</w:t>
-      </w:r>
-      <w:r/>
-    </w:p>
-    <w:p>
-      <w:pPr>
-        <w:pBdr/>
-        <w:spacing/>
-        <w:ind/>
-        <w:rPr/>
-      </w:pPr>
-      <w:r>
-        <w:rPr>
-          <w:rFonts w:ascii="Times New Roman" w:hAnsi="Times New Roman" w:cs="Times New Roman"/>
-          <w:sz w:val="28"/>
-          <w:szCs w:val="28"/>
-        </w:rPr>
-        <w:t xml:space="preserve">        sensorCount = count;</w:t>
-      </w:r>
-      <w:r/>
-    </w:p>
-    <w:p>
-      <w:pPr>
-        <w:pBdr/>
-        <w:spacing/>
-        <w:ind/>
-        <w:rPr/>
-      </w:pPr>
-      <w:r>
-        <w:rPr>
-          <w:rFonts w:ascii="Times New Roman" w:hAnsi="Times New Roman" w:cs="Times New Roman"/>
-          <w:sz w:val="28"/>
-          <w:szCs w:val="28"/>
-        </w:rPr>
-        <w:t xml:space="preserve">    }</w:t>
-      </w:r>
-      <w:r/>
-    </w:p>
-    <w:p>
-      <w:pPr>
-        <w:pBdr/>
-        <w:spacing/>
-        <w:ind/>
-        <w:rPr/>
-      </w:pPr>
-      <w:r>
-        <w:rPr>
-          <w:rFonts w:ascii="Times New Roman" w:hAnsi="Times New Roman" w:cs="Times New Roman"/>
-          <w:sz w:val="28"/>
-          <w:szCs w:val="28"/>
-        </w:rPr>
-      </w:r>
-      <w:r/>
-    </w:p>
-    <w:p>
-      <w:pPr>
-        <w:pBdr/>
-        <w:spacing/>
-        <w:ind/>
-        <w:rPr/>
-      </w:pPr>
-      <w:r>
-        <w:rPr>
-          <w:rFonts w:ascii="Times New Roman" w:hAnsi="Times New Roman" w:cs="Times New Roman"/>
-          <w:sz w:val="28"/>
-          <w:szCs w:val="28"/>
-        </w:rPr>
-        <w:t xml:space="preserve">    void setHasWireless(bool wireless) {</w:t>
-      </w:r>
-      <w:r/>
-    </w:p>
-    <w:p>
-      <w:pPr>
-        <w:pBdr/>
-        <w:spacing/>
-        <w:ind/>
-        <w:rPr/>
-      </w:pPr>
-      <w:r>
-        <w:rPr>
-          <w:rFonts w:ascii="Times New Roman" w:hAnsi="Times New Roman" w:cs="Times New Roman"/>
-          <w:sz w:val="28"/>
-          <w:szCs w:val="28"/>
-        </w:rPr>
-        <w:t xml:space="preserve">        hasWireless = wireless;</w:t>
-      </w:r>
-      <w:r/>
-    </w:p>
-    <w:p>
-      <w:pPr>
-        <w:pBdr/>
-        <w:spacing/>
-        <w:ind/>
-        <w:rPr/>
-      </w:pPr>
-      <w:r>
-        <w:rPr>
-          <w:rFonts w:ascii="Times New Roman" w:hAnsi="Times New Roman" w:cs="Times New Roman"/>
-          <w:sz w:val="28"/>
-          <w:szCs w:val="28"/>
-        </w:rPr>
-        <w:t xml:space="preserve">    }</w:t>
-      </w:r>
-      <w:r/>
-    </w:p>
-    <w:p>
-      <w:pPr>
-        <w:pBdr/>
-        <w:spacing/>
-        <w:ind/>
-        <w:rPr/>
-      </w:pPr>
-      <w:r>
-        <w:rPr>
-          <w:rFonts w:ascii="Times New Roman" w:hAnsi="Times New Roman" w:cs="Times New Roman"/>
-          <w:sz w:val="28"/>
-          <w:szCs w:val="28"/>
-        </w:rPr>
-      </w:r>
-      <w:r/>
-    </w:p>
-    <w:p>
-      <w:pPr>
-        <w:pBdr/>
-        <w:spacing/>
-        <w:ind/>
-        <w:rPr/>
-      </w:pPr>
-      <w:r>
-        <w:rPr>
-          <w:rFonts w:ascii="Times New Roman" w:hAnsi="Times New Roman" w:cs="Times New Roman"/>
-          <w:sz w:val="28"/>
-          <w:szCs w:val="28"/>
-        </w:rPr>
-        <w:t xml:space="preserve">    void setAlertMethod(string method) {</w:t>
-      </w:r>
-      <w:r/>
-    </w:p>
-    <w:p>
-      <w:pPr>
-        <w:pBdr/>
-        <w:spacing/>
-        <w:ind/>
-        <w:rPr/>
-      </w:pPr>
-      <w:r>
-        <w:rPr>
-          <w:rFonts w:ascii="Times New Roman" w:hAnsi="Times New Roman" w:cs="Times New Roman"/>
-          <w:sz w:val="28"/>
-          <w:szCs w:val="28"/>
-        </w:rPr>
-        <w:t xml:space="preserve">        if (method.empty()) {</w:t>
-      </w:r>
-      <w:r/>
-    </w:p>
-    <w:p>
-      <w:pPr>
-        <w:pBdr/>
-        <w:spacing/>
-        <w:ind/>
-        <w:rPr/>
-      </w:pPr>
-      <w:r>
-        <w:rPr>
-          <w:rFonts w:ascii="Times New Roman" w:hAnsi="Times New Roman" w:cs="Times New Roman"/>
-          <w:sz w:val="28"/>
-          <w:szCs w:val="28"/>
-        </w:rPr>
-        <w:t xml:space="preserve">            cout &lt;&lt; "Помилка: спосіб оповіщення не може бути порожнім!\n";</w:t>
-      </w:r>
-      <w:r/>
-    </w:p>
-    <w:p>
-      <w:pPr>
-        <w:pBdr/>
-        <w:spacing/>
-        <w:ind/>
-        <w:rPr/>
-      </w:pPr>
-      <w:r>
-        <w:rPr>
-          <w:rFonts w:ascii="Times New Roman" w:hAnsi="Times New Roman" w:cs="Times New Roman"/>
-          <w:sz w:val="28"/>
-          <w:szCs w:val="28"/>
-        </w:rPr>
-        <w:t xml:space="preserve">            return;</w:t>
-      </w:r>
-      <w:r/>
-    </w:p>
-    <w:p>
-      <w:pPr>
-        <w:pBdr/>
-        <w:spacing/>
-        <w:ind/>
-        <w:rPr/>
-      </w:pPr>
-      <w:r>
-        <w:rPr>
-          <w:rFonts w:ascii="Times New Roman" w:hAnsi="Times New Roman" w:cs="Times New Roman"/>
-          <w:sz w:val="28"/>
-          <w:szCs w:val="28"/>
-        </w:rPr>
-        <w:t xml:space="preserve">        }</w:t>
-      </w:r>
-      <w:r/>
-    </w:p>
-    <w:p>
-      <w:pPr>
-        <w:pBdr/>
-        <w:spacing/>
-        <w:ind/>
-        <w:rPr/>
-      </w:pPr>
-      <w:r>
-        <w:rPr>
-          <w:rFonts w:ascii="Times New Roman" w:hAnsi="Times New Roman" w:cs="Times New Roman"/>
-          <w:sz w:val="28"/>
-          <w:szCs w:val="28"/>
-        </w:rPr>
-        <w:t xml:space="preserve">        alertMethod = method;</w:t>
-      </w:r>
-      <w:r/>
-    </w:p>
-    <w:p>
-      <w:pPr>
-        <w:pBdr/>
-        <w:spacing/>
-        <w:ind/>
-        <w:rPr/>
-      </w:pPr>
-      <w:r>
-        <w:rPr>
-          <w:rFonts w:ascii="Times New Roman" w:hAnsi="Times New Roman" w:cs="Times New Roman"/>
-          <w:sz w:val="28"/>
-          <w:szCs w:val="28"/>
-        </w:rPr>
-        <w:t xml:space="preserve">    }</w:t>
-      </w:r>
-      <w:r/>
-    </w:p>
-    <w:p>
-      <w:pPr>
-        <w:pBdr/>
-        <w:spacing/>
-        <w:ind/>
-        <w:rPr/>
-      </w:pPr>
-      <w:r>
-        <w:rPr>
-          <w:rFonts w:ascii="Times New Roman" w:hAnsi="Times New Roman" w:cs="Times New Roman"/>
-          <w:sz w:val="28"/>
-          <w:szCs w:val="28"/>
-        </w:rPr>
-      </w:r>
-      <w:r/>
-    </w:p>
-    <w:p>
-      <w:pPr>
-        <w:pBdr/>
-        <w:spacing/>
-        <w:ind/>
-        <w:rPr/>
-      </w:pPr>
-      <w:r>
-        <w:rPr>
-          <w:rFonts w:ascii="Times New Roman" w:hAnsi="Times New Roman" w:cs="Times New Roman"/>
-          <w:sz w:val="28"/>
-          <w:szCs w:val="28"/>
-        </w:rPr>
-        <w:t xml:space="preserve">    void setSensorCountByRef(int&amp; count) {</w:t>
-      </w:r>
-      <w:r/>
-    </w:p>
-    <w:p>
-      <w:pPr>
-        <w:pBdr/>
-        <w:spacing/>
-        <w:ind/>
-        <w:rPr/>
-      </w:pPr>
-      <w:r>
-        <w:rPr>
-          <w:rFonts w:ascii="Times New Roman" w:hAnsi="Times New Roman" w:cs="Times New Roman"/>
-          <w:sz w:val="28"/>
-          <w:szCs w:val="28"/>
-        </w:rPr>
-        <w:t xml:space="preserve">        if (count &lt; 1 || count &gt; 1000) {</w:t>
-      </w:r>
-      <w:r/>
-    </w:p>
-    <w:p>
-      <w:pPr>
-        <w:pBdr/>
-        <w:spacing/>
-        <w:ind/>
-        <w:rPr/>
-      </w:pPr>
-      <w:r>
-        <w:rPr>
-          <w:rFonts w:ascii="Times New Roman" w:hAnsi="Times New Roman" w:cs="Times New Roman"/>
-          <w:sz w:val="28"/>
-          <w:szCs w:val="28"/>
-        </w:rPr>
-        <w:t xml:space="preserve">            cout &lt;&lt; "Помилка: кількість датчиків має бути від 1 до 1000!\n";</w:t>
-      </w:r>
-      <w:r/>
-    </w:p>
-    <w:p>
-      <w:pPr>
-        <w:pBdr/>
-        <w:spacing/>
-        <w:ind/>
-        <w:rPr/>
-      </w:pPr>
-      <w:r>
-        <w:rPr>
-          <w:rFonts w:ascii="Times New Roman" w:hAnsi="Times New Roman" w:cs="Times New Roman"/>
-          <w:sz w:val="28"/>
-          <w:szCs w:val="28"/>
-        </w:rPr>
-        <w:t xml:space="preserve">            return;</w:t>
-      </w:r>
-      <w:r/>
-    </w:p>
-    <w:p>
-      <w:pPr>
-        <w:pBdr/>
-        <w:spacing/>
-        <w:ind/>
-        <w:rPr/>
-      </w:pPr>
-      <w:r>
-        <w:rPr>
-          <w:rFonts w:ascii="Times New Roman" w:hAnsi="Times New Roman" w:cs="Times New Roman"/>
-          <w:sz w:val="28"/>
-          <w:szCs w:val="28"/>
-        </w:rPr>
-        <w:t xml:space="preserve">        }</w:t>
-      </w:r>
-      <w:r/>
-    </w:p>
-    <w:p>
-      <w:pPr>
-        <w:pBdr/>
-        <w:spacing/>
-        <w:ind/>
-        <w:rPr/>
-      </w:pPr>
-      <w:r>
-        <w:rPr>
-          <w:rFonts w:ascii="Times New Roman" w:hAnsi="Times New Roman" w:cs="Times New Roman"/>
-          <w:sz w:val="28"/>
-          <w:szCs w:val="28"/>
-        </w:rPr>
-        <w:t xml:space="preserve">        sensorCount = count;</w:t>
-      </w:r>
-      <w:r/>
-    </w:p>
-    <w:p>
-      <w:pPr>
-        <w:pBdr/>
-        <w:spacing/>
-        <w:ind/>
-        <w:rPr/>
-      </w:pPr>
-      <w:r>
-        <w:rPr>
-          <w:rFonts w:ascii="Times New Roman" w:hAnsi="Times New Roman" w:cs="Times New Roman"/>
-          <w:sz w:val="28"/>
-          <w:szCs w:val="28"/>
-        </w:rPr>
-        <w:t xml:space="preserve">    }</w:t>
-      </w:r>
-      <w:r/>
-    </w:p>
-    <w:p>
-      <w:pPr>
-        <w:pBdr/>
-        <w:spacing/>
-        <w:ind/>
-        <w:rPr/>
-      </w:pPr>
-      <w:r>
-        <w:rPr>
-          <w:rFonts w:ascii="Times New Roman" w:hAnsi="Times New Roman" w:cs="Times New Roman"/>
-          <w:sz w:val="28"/>
-          <w:szCs w:val="28"/>
-        </w:rPr>
-      </w:r>
-      <w:r/>
-    </w:p>
-    <w:p>
-      <w:pPr>
-        <w:pBdr/>
-        <w:spacing/>
-        <w:ind/>
-        <w:rPr/>
-      </w:pPr>
-      <w:r>
-        <w:rPr>
-          <w:rFonts w:ascii="Times New Roman" w:hAnsi="Times New Roman" w:cs="Times New Roman"/>
-          <w:sz w:val="28"/>
-          <w:szCs w:val="28"/>
-        </w:rPr>
-        <w:t xml:space="preserve">    void inputData(int sensors, bool wireless, string method) {</w:t>
-      </w:r>
-      <w:r/>
-    </w:p>
-    <w:p>
-      <w:pPr>
-        <w:pBdr/>
-        <w:spacing/>
-        <w:ind/>
-        <w:rPr/>
-      </w:pPr>
-      <w:r>
-        <w:rPr>
-          <w:rFonts w:ascii="Times New Roman" w:hAnsi="Times New Roman" w:cs="Times New Roman"/>
-          <w:sz w:val="28"/>
-          <w:szCs w:val="28"/>
-        </w:rPr>
-        <w:t xml:space="preserve">        setSensorCount(sensors);</w:t>
-      </w:r>
-      <w:r/>
-    </w:p>
-    <w:p>
-      <w:pPr>
-        <w:pBdr/>
-        <w:spacing/>
-        <w:ind/>
-        <w:rPr/>
-      </w:pPr>
-      <w:r>
-        <w:rPr>
-          <w:rFonts w:ascii="Times New Roman" w:hAnsi="Times New Roman" w:cs="Times New Roman"/>
-          <w:sz w:val="28"/>
-          <w:szCs w:val="28"/>
-        </w:rPr>
-        <w:t xml:space="preserve">        setHasWireless(wireless);</w:t>
-      </w:r>
-      <w:r/>
-    </w:p>
-    <w:p>
-      <w:pPr>
-        <w:pBdr/>
-        <w:spacing/>
-        <w:ind/>
-        <w:rPr/>
-      </w:pPr>
-      <w:r>
-        <w:rPr>
-          <w:rFonts w:ascii="Times New Roman" w:hAnsi="Times New Roman" w:cs="Times New Roman"/>
-          <w:sz w:val="28"/>
-          <w:szCs w:val="28"/>
-        </w:rPr>
-        <w:t xml:space="preserve">        setAlertMethod(method);</w:t>
-      </w:r>
-      <w:r/>
-    </w:p>
-    <w:p>
-      <w:pPr>
-        <w:pBdr/>
-        <w:spacing/>
-        <w:ind/>
-        <w:rPr/>
-      </w:pPr>
-      <w:r>
-        <w:rPr>
-          <w:rFonts w:ascii="Times New Roman" w:hAnsi="Times New Roman" w:cs="Times New Roman"/>
-          <w:sz w:val="28"/>
-          <w:szCs w:val="28"/>
-        </w:rPr>
-        <w:t xml:space="preserve">    }</w:t>
-      </w:r>
-      <w:r/>
-    </w:p>
-    <w:p>
-      <w:pPr>
-        <w:pBdr/>
-        <w:spacing/>
-        <w:ind/>
-        <w:rPr/>
-      </w:pPr>
-      <w:r>
-        <w:rPr>
-          <w:rFonts w:ascii="Times New Roman" w:hAnsi="Times New Roman" w:cs="Times New Roman"/>
-          <w:sz w:val="28"/>
-          <w:szCs w:val="28"/>
-        </w:rPr>
-      </w:r>
-      <w:r/>
-    </w:p>
-    <w:p>
-      <w:pPr>
-        <w:pBdr/>
-        <w:spacing/>
-        <w:ind/>
-        <w:rPr/>
-      </w:pPr>
-      <w:r>
-        <w:rPr>
-          <w:rFonts w:ascii="Times New Roman" w:hAnsi="Times New Roman" w:cs="Times New Roman"/>
-          <w:sz w:val="28"/>
-          <w:szCs w:val="28"/>
-        </w:rPr>
-        <w:t xml:space="preserve">    void displayInfo() {</w:t>
-      </w:r>
-      <w:r/>
-    </w:p>
-    <w:p>
-      <w:pPr>
-        <w:pBdr/>
-        <w:spacing/>
-        <w:ind/>
-        <w:rPr/>
-      </w:pPr>
-      <w:r>
-        <w:rPr>
-          <w:rFonts w:ascii="Times New Roman" w:hAnsi="Times New Roman" w:cs="Times New Roman"/>
-          <w:sz w:val="28"/>
-          <w:szCs w:val="28"/>
-        </w:rPr>
-        <w:t xml:space="preserve">        cout &lt;&lt; "Кількість датчиків: " &lt;&lt; sensorCount &lt;&lt; endl;</w:t>
-      </w:r>
-      <w:r/>
-    </w:p>
-    <w:p>
-      <w:pPr>
-        <w:pBdr/>
-        <w:spacing/>
-        <w:ind/>
-        <w:rPr/>
-      </w:pPr>
-      <w:r>
-        <w:rPr>
-          <w:rFonts w:ascii="Times New Roman" w:hAnsi="Times New Roman" w:cs="Times New Roman"/>
-          <w:sz w:val="28"/>
-          <w:szCs w:val="28"/>
-        </w:rPr>
-        <w:t xml:space="preserve">        cout &lt;&lt; "Бездротові сенсори: " &lt;&lt; (hasWireless ? "так" : "ні") &lt;&lt; endl;</w:t>
-      </w:r>
-      <w:r/>
-    </w:p>
-    <w:p>
-      <w:pPr>
-        <w:pBdr/>
-        <w:spacing/>
-        <w:ind/>
-        <w:rPr/>
-      </w:pPr>
-      <w:r>
-        <w:rPr>
-          <w:rFonts w:ascii="Times New Roman" w:hAnsi="Times New Roman" w:cs="Times New Roman"/>
-          <w:sz w:val="28"/>
-          <w:szCs w:val="28"/>
-        </w:rPr>
-        <w:t xml:space="preserve">        cout &lt;&lt; "Спосіб оповіщення: " &lt;&lt; alertMethod &lt;&lt; endl;</w:t>
-      </w:r>
-      <w:r/>
-    </w:p>
-    <w:p>
-      <w:pPr>
-        <w:pBdr/>
-        <w:spacing/>
-        <w:ind/>
-        <w:rPr/>
-      </w:pPr>
-      <w:r>
-        <w:rPr>
-          <w:rFonts w:ascii="Times New Roman" w:hAnsi="Times New Roman" w:cs="Times New Roman"/>
-          <w:sz w:val="28"/>
-          <w:szCs w:val="28"/>
-        </w:rPr>
-        <w:t xml:space="preserve">    }</w:t>
-      </w:r>
-      <w:r/>
-    </w:p>
-    <w:p>
-      <w:pPr>
-        <w:pBdr/>
-        <w:spacing/>
-        <w:ind/>
-        <w:rPr/>
-      </w:pPr>
-      <w:r>
-        <w:rPr>
-          <w:rFonts w:ascii="Times New Roman" w:hAnsi="Times New Roman" w:cs="Times New Roman"/>
-          <w:sz w:val="28"/>
-          <w:szCs w:val="28"/>
-        </w:rPr>
-        <w:t xml:space="preserve">};</w:t>
-      </w:r>
-      <w:r/>
-    </w:p>
-    <w:p>
-      <w:pPr>
-        <w:pBdr/>
-        <w:spacing/>
-        <w:ind/>
-        <w:rPr/>
-      </w:pPr>
-      <w:r>
-        <w:rPr>
-          <w:rFonts w:ascii="Times New Roman" w:hAnsi="Times New Roman" w:cs="Times New Roman"/>
-          <w:sz w:val="28"/>
-          <w:szCs w:val="28"/>
-        </w:rPr>
-      </w:r>
-      <w:r/>
-    </w:p>
-    <w:p>
-      <w:pPr>
-        <w:pBdr/>
-        <w:spacing/>
-        <w:ind/>
-        <w:rPr/>
-      </w:pPr>
-      <w:r>
-        <w:rPr>
-          <w:rFonts w:ascii="Times New Roman" w:hAnsi="Times New Roman" w:cs="Times New Roman"/>
-          <w:sz w:val="28"/>
-          <w:szCs w:val="28"/>
-        </w:rPr>
-        <w:t xml:space="preserve">void changeSensors(AlarmSystem&amp; system, int newCount) {</w:t>
-      </w:r>
-      <w:r/>
-    </w:p>
-    <w:p>
-      <w:pPr>
-        <w:pBdr/>
-        <w:spacing/>
-        <w:ind/>
-        <w:rPr/>
-      </w:pPr>
-      <w:r>
-        <w:rPr>
-          <w:rFonts w:ascii="Times New Roman" w:hAnsi="Times New Roman" w:cs="Times New Roman"/>
-          <w:sz w:val="28"/>
-          <w:szCs w:val="28"/>
-        </w:rPr>
-        <w:t xml:space="preserve">    cout &lt;&lt; "Зміна через посилання на об'єкт...\n";</w:t>
-      </w:r>
-      <w:r/>
-    </w:p>
-    <w:p>
-      <w:pPr>
-        <w:pBdr/>
-        <w:spacing/>
-        <w:ind/>
-        <w:rPr/>
-      </w:pPr>
-      <w:r>
-        <w:rPr>
-          <w:rFonts w:ascii="Times New Roman" w:hAnsi="Times New Roman" w:cs="Times New Roman"/>
-          <w:sz w:val="28"/>
-          <w:szCs w:val="28"/>
-        </w:rPr>
-        <w:t xml:space="preserve">    system.setSensorCount(newCount);</w:t>
-      </w:r>
-      <w:r/>
-    </w:p>
-    <w:p>
-      <w:pPr>
-        <w:pBdr/>
-        <w:spacing/>
-        <w:ind/>
-        <w:rPr/>
-      </w:pPr>
-      <w:r>
-        <w:rPr>
-          <w:rFonts w:ascii="Times New Roman" w:hAnsi="Times New Roman" w:cs="Times New Roman"/>
-          <w:sz w:val="28"/>
-          <w:szCs w:val="28"/>
-        </w:rPr>
-        <w:t xml:space="preserve">}</w:t>
-      </w:r>
-      <w:r/>
-    </w:p>
-    <w:p>
-      <w:pPr>
-        <w:pBdr/>
-        <w:spacing/>
-        <w:ind/>
-        <w:rPr/>
-      </w:pPr>
-      <w:r>
-        <w:rPr>
-          <w:rFonts w:ascii="Times New Roman" w:hAnsi="Times New Roman" w:cs="Times New Roman"/>
-          <w:sz w:val="28"/>
-          <w:szCs w:val="28"/>
-        </w:rPr>
-      </w:r>
-      <w:r/>
-    </w:p>
-    <w:p>
-      <w:pPr>
-        <w:pBdr/>
-        <w:spacing/>
-        <w:ind/>
-        <w:rPr/>
-      </w:pPr>
-      <w:r>
-        <w:rPr>
-          <w:rFonts w:ascii="Times New Roman" w:hAnsi="Times New Roman" w:cs="Times New Roman"/>
-          <w:sz w:val="28"/>
-          <w:szCs w:val="28"/>
-        </w:rPr>
-        <w:t xml:space="preserve">int main() {</w:t>
-      </w:r>
-      <w:r/>
-    </w:p>
-    <w:p>
-      <w:pPr>
-        <w:pBdr/>
-        <w:spacing/>
-        <w:ind/>
-        <w:rPr/>
-      </w:pPr>
-      <w:r>
-        <w:rPr>
-          <w:rFonts w:ascii="Times New Roman" w:hAnsi="Times New Roman" w:cs="Times New Roman"/>
-          <w:sz w:val="28"/>
-          <w:szCs w:val="28"/>
-        </w:rPr>
-        <w:t xml:space="preserve">    cout &lt;&lt; "=== Лаб. №4-6, варіант 22: Сигналізація ===\n\n";</w:t>
-      </w:r>
-      <w:r/>
-    </w:p>
-    <w:p>
-      <w:pPr>
-        <w:pBdr/>
-        <w:spacing/>
-        <w:ind/>
-        <w:rPr/>
-      </w:pPr>
-      <w:r>
-        <w:rPr>
-          <w:rFonts w:ascii="Times New Roman" w:hAnsi="Times New Roman" w:cs="Times New Roman"/>
-          <w:sz w:val="28"/>
-          <w:szCs w:val="28"/>
-        </w:rPr>
-      </w:r>
-      <w:r/>
-    </w:p>
-    <w:p>
-      <w:pPr>
-        <w:pBdr/>
-        <w:spacing/>
-        <w:ind/>
-        <w:rPr/>
-      </w:pPr>
-      <w:r>
-        <w:rPr>
-          <w:rFonts w:ascii="Times New Roman" w:hAnsi="Times New Roman" w:cs="Times New Roman"/>
-          <w:sz w:val="28"/>
-          <w:szCs w:val="28"/>
-        </w:rPr>
-        <w:t xml:space="preserve">    cout &lt;&lt; "1. Об'єкт homeAlarm (за замовчуванням):\n";</w:t>
-      </w:r>
-      <w:r/>
-    </w:p>
-    <w:p>
-      <w:pPr>
-        <w:pBdr/>
-        <w:spacing/>
-        <w:ind/>
-        <w:rPr/>
-      </w:pPr>
-      <w:r>
-        <w:rPr>
-          <w:rFonts w:ascii="Times New Roman" w:hAnsi="Times New Roman" w:cs="Times New Roman"/>
-          <w:sz w:val="28"/>
-          <w:szCs w:val="28"/>
-        </w:rPr>
-        <w:t xml:space="preserve">    AlarmSystem homeAlarm;</w:t>
-      </w:r>
-      <w:r/>
-    </w:p>
-    <w:p>
-      <w:pPr>
-        <w:pBdr/>
-        <w:spacing/>
-        <w:ind/>
-        <w:rPr/>
-      </w:pPr>
-      <w:r>
-        <w:rPr>
-          <w:rFonts w:ascii="Times New Roman" w:hAnsi="Times New Roman" w:cs="Times New Roman"/>
-          <w:sz w:val="28"/>
-          <w:szCs w:val="28"/>
-        </w:rPr>
-        <w:t xml:space="preserve">    homeAlarm.displayInfo();</w:t>
-      </w:r>
-      <w:r/>
-    </w:p>
-    <w:p>
-      <w:pPr>
-        <w:pBdr/>
-        <w:spacing/>
-        <w:ind/>
-        <w:rPr/>
-      </w:pPr>
-      <w:r>
-        <w:rPr>
-          <w:rFonts w:ascii="Times New Roman" w:hAnsi="Times New Roman" w:cs="Times New Roman"/>
-          <w:sz w:val="28"/>
-          <w:szCs w:val="28"/>
-        </w:rPr>
-        <w:t xml:space="preserve">    cout &lt;&lt; endl;</w:t>
-      </w:r>
-      <w:r/>
-    </w:p>
-    <w:p>
-      <w:pPr>
-        <w:pBdr/>
-        <w:spacing/>
-        <w:ind/>
-        <w:rPr/>
-      </w:pPr>
-      <w:r>
-        <w:rPr>
-          <w:rFonts w:ascii="Times New Roman" w:hAnsi="Times New Roman" w:cs="Times New Roman"/>
-          <w:sz w:val="28"/>
-          <w:szCs w:val="28"/>
-        </w:rPr>
-      </w:r>
-      <w:r/>
-    </w:p>
-    <w:p>
-      <w:pPr>
-        <w:pBdr/>
-        <w:spacing/>
-        <w:ind/>
-        <w:rPr/>
-      </w:pPr>
-      <w:r>
-        <w:rPr>
-          <w:rFonts w:ascii="Times New Roman" w:hAnsi="Times New Roman" w:cs="Times New Roman"/>
-          <w:sz w:val="28"/>
-          <w:szCs w:val="28"/>
-        </w:rPr>
-        <w:t xml:space="preserve">    cout &lt;&lt; "2. Об'єкт officeAlarm (з параметрами):\n";</w:t>
-      </w:r>
-      <w:r/>
-    </w:p>
-    <w:p>
-      <w:pPr>
-        <w:pBdr/>
-        <w:spacing/>
-        <w:ind/>
-        <w:rPr/>
-      </w:pPr>
-      <w:r>
-        <w:rPr>
-          <w:rFonts w:ascii="Times New Roman" w:hAnsi="Times New Roman" w:cs="Times New Roman"/>
-          <w:sz w:val="28"/>
-          <w:szCs w:val="28"/>
-        </w:rPr>
-        <w:t xml:space="preserve">    AlarmSystem officeAlarm(12, true, "SMS");</w:t>
-      </w:r>
-      <w:r/>
-    </w:p>
-    <w:p>
-      <w:pPr>
-        <w:pBdr/>
-        <w:spacing/>
-        <w:ind/>
-        <w:rPr/>
-      </w:pPr>
-      <w:r>
-        <w:rPr>
-          <w:rFonts w:ascii="Times New Roman" w:hAnsi="Times New Roman" w:cs="Times New Roman"/>
-          <w:sz w:val="28"/>
-          <w:szCs w:val="28"/>
-        </w:rPr>
-        <w:t xml:space="preserve">    officeAlarm.displayInfo();</w:t>
-      </w:r>
-      <w:r/>
-    </w:p>
-    <w:p>
-      <w:pPr>
-        <w:pBdr/>
-        <w:spacing/>
-        <w:ind/>
-        <w:rPr/>
-      </w:pPr>
-      <w:r>
-        <w:rPr>
-          <w:rFonts w:ascii="Times New Roman" w:hAnsi="Times New Roman" w:cs="Times New Roman"/>
-          <w:sz w:val="28"/>
-          <w:szCs w:val="28"/>
-        </w:rPr>
-        <w:t xml:space="preserve">    cout &lt;&lt; endl;</w:t>
-      </w:r>
-      <w:r/>
-    </w:p>
-    <w:p>
-      <w:pPr>
-        <w:pBdr/>
-        <w:spacing/>
-        <w:ind/>
-        <w:rPr/>
-      </w:pPr>
-      <w:r>
-        <w:rPr>
-          <w:rFonts w:ascii="Times New Roman" w:hAnsi="Times New Roman" w:cs="Times New Roman"/>
-          <w:sz w:val="28"/>
-          <w:szCs w:val="28"/>
-        </w:rPr>
-      </w:r>
-      <w:r/>
-    </w:p>
-    <w:p>
-      <w:pPr>
-        <w:pBdr/>
-        <w:spacing/>
-        <w:ind/>
-        <w:rPr/>
-      </w:pPr>
-      <w:r>
-        <w:rPr>
-          <w:rFonts w:ascii="Times New Roman" w:hAnsi="Times New Roman" w:cs="Times New Roman"/>
-          <w:sz w:val="28"/>
-          <w:szCs w:val="28"/>
-        </w:rPr>
-        <w:t xml:space="preserve">    cout &lt;&lt; "3. Зміна homeAlarm методами:\n";</w:t>
-      </w:r>
-      <w:r/>
-    </w:p>
-    <w:p>
-      <w:pPr>
-        <w:pBdr/>
-        <w:spacing/>
-        <w:ind/>
-        <w:rPr/>
-      </w:pPr>
-      <w:r>
-        <w:rPr>
-          <w:rFonts w:ascii="Times New Roman" w:hAnsi="Times New Roman" w:cs="Times New Roman"/>
-          <w:sz w:val="28"/>
-          <w:szCs w:val="28"/>
-        </w:rPr>
-        <w:t xml:space="preserve">    homeAlarm.setSensorCount(8);</w:t>
-      </w:r>
-      <w:r/>
-    </w:p>
-    <w:p>
-      <w:pPr>
-        <w:pBdr/>
-        <w:spacing/>
-        <w:ind/>
-        <w:rPr/>
-      </w:pPr>
-      <w:r>
-        <w:rPr>
-          <w:rFonts w:ascii="Times New Roman" w:hAnsi="Times New Roman" w:cs="Times New Roman"/>
-          <w:sz w:val="28"/>
-          <w:szCs w:val="28"/>
-        </w:rPr>
-        <w:t xml:space="preserve">    homeAlarm.setHasWireless(true);</w:t>
-      </w:r>
-      <w:r/>
-    </w:p>
-    <w:p>
-      <w:pPr>
-        <w:pBdr/>
-        <w:spacing/>
-        <w:ind/>
-        <w:rPr/>
-      </w:pPr>
-      <w:r>
-        <w:rPr>
-          <w:rFonts w:ascii="Times New Roman" w:hAnsi="Times New Roman" w:cs="Times New Roman"/>
-          <w:sz w:val="28"/>
-          <w:szCs w:val="28"/>
-        </w:rPr>
-        <w:t xml:space="preserve">    homeAlarm.setAlertMethod("додаток");</w:t>
-      </w:r>
-      <w:r/>
-    </w:p>
-    <w:p>
-      <w:pPr>
-        <w:pBdr/>
-        <w:spacing/>
-        <w:ind/>
-        <w:rPr/>
-      </w:pPr>
-      <w:r>
-        <w:rPr>
-          <w:rFonts w:ascii="Times New Roman" w:hAnsi="Times New Roman" w:cs="Times New Roman"/>
-          <w:sz w:val="28"/>
-          <w:szCs w:val="28"/>
-        </w:rPr>
-        <w:t xml:space="preserve">    homeAlarm.displayInfo();</w:t>
-      </w:r>
-      <w:r/>
-    </w:p>
-    <w:p>
-      <w:pPr>
-        <w:pBdr/>
-        <w:spacing/>
-        <w:ind/>
-        <w:rPr/>
-      </w:pPr>
-      <w:r>
-        <w:rPr>
-          <w:rFonts w:ascii="Times New Roman" w:hAnsi="Times New Roman" w:cs="Times New Roman"/>
-          <w:sz w:val="28"/>
-          <w:szCs w:val="28"/>
-        </w:rPr>
-        <w:t xml:space="preserve">    cout &lt;&lt; endl;</w:t>
-      </w:r>
-      <w:r/>
-    </w:p>
-    <w:p>
-      <w:pPr>
-        <w:pBdr/>
-        <w:spacing/>
-        <w:ind/>
-        <w:rPr/>
-      </w:pPr>
-      <w:r>
-        <w:rPr>
-          <w:rFonts w:ascii="Times New Roman" w:hAnsi="Times New Roman" w:cs="Times New Roman"/>
-          <w:sz w:val="28"/>
-          <w:szCs w:val="28"/>
-        </w:rPr>
-      </w:r>
-      <w:r/>
-    </w:p>
-    <w:p>
-      <w:pPr>
-        <w:pBdr/>
-        <w:spacing/>
-        <w:ind/>
-        <w:rPr/>
-      </w:pPr>
-      <w:r>
-        <w:rPr>
-          <w:rFonts w:ascii="Times New Roman" w:hAnsi="Times New Roman" w:cs="Times New Roman"/>
-          <w:sz w:val="28"/>
-          <w:szCs w:val="28"/>
-        </w:rPr>
-        <w:t xml:space="preserve">    cout &lt;&lt; "4. Зміна за посиланням:\n";</w:t>
-      </w:r>
-      <w:r/>
-    </w:p>
-    <w:p>
-      <w:pPr>
-        <w:pBdr/>
-        <w:spacing/>
-        <w:ind/>
-        <w:rPr/>
-      </w:pPr>
-      <w:r>
-        <w:rPr>
-          <w:rFonts w:ascii="Times New Roman" w:hAnsi="Times New Roman" w:cs="Times New Roman"/>
-          <w:sz w:val="28"/>
-          <w:szCs w:val="28"/>
-        </w:rPr>
-        <w:t xml:space="preserve">    int n = 15;</w:t>
-      </w:r>
-      <w:r/>
-    </w:p>
-    <w:p>
-      <w:pPr>
-        <w:pBdr/>
-        <w:spacing/>
-        <w:ind/>
-        <w:rPr/>
-      </w:pPr>
-      <w:r>
-        <w:rPr>
-          <w:rFonts w:ascii="Times New Roman" w:hAnsi="Times New Roman" w:cs="Times New Roman"/>
-          <w:sz w:val="28"/>
-          <w:szCs w:val="28"/>
-        </w:rPr>
-        <w:t xml:space="preserve">    homeAlarm.setSensorCountByRef(n);</w:t>
-      </w:r>
-      <w:r/>
-    </w:p>
-    <w:p>
-      <w:pPr>
-        <w:pBdr/>
-        <w:spacing/>
-        <w:ind/>
-        <w:rPr/>
-      </w:pPr>
-      <w:r>
-        <w:rPr>
-          <w:rFonts w:ascii="Times New Roman" w:hAnsi="Times New Roman" w:cs="Times New Roman"/>
-          <w:sz w:val="28"/>
-          <w:szCs w:val="28"/>
-        </w:rPr>
-        <w:t xml:space="preserve">    homeAlarm.displayInfo();</w:t>
-      </w:r>
-      <w:r/>
-    </w:p>
-    <w:p>
-      <w:pPr>
-        <w:pBdr/>
-        <w:spacing/>
-        <w:ind/>
-        <w:rPr/>
-      </w:pPr>
-      <w:r>
-        <w:rPr>
-          <w:rFonts w:ascii="Times New Roman" w:hAnsi="Times New Roman" w:cs="Times New Roman"/>
-          <w:sz w:val="28"/>
-          <w:szCs w:val="28"/>
-        </w:rPr>
-        <w:t xml:space="preserve">    cout &lt;&lt; endl;</w:t>
-      </w:r>
-      <w:r/>
-    </w:p>
-    <w:p>
-      <w:pPr>
-        <w:pBdr/>
-        <w:spacing/>
-        <w:ind/>
-        <w:rPr/>
-      </w:pPr>
-      <w:r>
-        <w:rPr>
-          <w:rFonts w:ascii="Times New Roman" w:hAnsi="Times New Roman" w:cs="Times New Roman"/>
-          <w:sz w:val="28"/>
-          <w:szCs w:val="28"/>
-        </w:rPr>
-      </w:r>
-      <w:r/>
-    </w:p>
-    <w:p>
-      <w:pPr>
-        <w:pBdr/>
-        <w:spacing/>
-        <w:ind/>
-        <w:rPr/>
-      </w:pPr>
-      <w:r>
-        <w:rPr>
-          <w:rFonts w:ascii="Times New Roman" w:hAnsi="Times New Roman" w:cs="Times New Roman"/>
-          <w:sz w:val="28"/>
-          <w:szCs w:val="28"/>
-        </w:rPr>
-        <w:t xml:space="preserve">    cout &lt;&lt; "5. Зміна officeAlarm через функцію з посиланням:\n";</w:t>
-      </w:r>
-      <w:r/>
-    </w:p>
-    <w:p>
-      <w:pPr>
-        <w:pBdr/>
-        <w:spacing/>
-        <w:ind/>
-        <w:rPr/>
-      </w:pPr>
-      <w:r>
-        <w:rPr>
-          <w:rFonts w:ascii="Times New Roman" w:hAnsi="Times New Roman" w:cs="Times New Roman"/>
-          <w:sz w:val="28"/>
-          <w:szCs w:val="28"/>
-        </w:rPr>
-        <w:t xml:space="preserve">    changeSensors(officeAlarm, 20);</w:t>
-      </w:r>
-      <w:r/>
-    </w:p>
-    <w:p>
-      <w:pPr>
-        <w:pBdr/>
-        <w:spacing/>
-        <w:ind/>
-        <w:rPr/>
-      </w:pPr>
-      <w:r>
-        <w:rPr>
-          <w:rFonts w:ascii="Times New Roman" w:hAnsi="Times New Roman" w:cs="Times New Roman"/>
-          <w:sz w:val="28"/>
-          <w:szCs w:val="28"/>
-        </w:rPr>
-        <w:t xml:space="preserve">    officeAlarm.displayInfo();</w:t>
-      </w:r>
-      <w:r/>
-    </w:p>
-    <w:p>
-      <w:pPr>
-        <w:pBdr/>
-        <w:spacing/>
-        <w:ind/>
-        <w:rPr/>
-      </w:pPr>
-      <w:r>
-        <w:rPr>
-          <w:rFonts w:ascii="Times New Roman" w:hAnsi="Times New Roman" w:cs="Times New Roman"/>
-          <w:sz w:val="28"/>
-          <w:szCs w:val="28"/>
-        </w:rPr>
-        <w:t xml:space="preserve">    cout &lt;&lt; endl;</w:t>
-      </w:r>
-      <w:r/>
-    </w:p>
-    <w:p>
-      <w:pPr>
-        <w:pBdr/>
-        <w:spacing/>
-        <w:ind/>
-        <w:rPr/>
-      </w:pPr>
-      <w:r>
-        <w:rPr>
-          <w:rFonts w:ascii="Times New Roman" w:hAnsi="Times New Roman" w:cs="Times New Roman"/>
-          <w:sz w:val="28"/>
-          <w:szCs w:val="28"/>
-        </w:rPr>
-      </w:r>
-      <w:r/>
-    </w:p>
-    <w:p>
-      <w:pPr>
-        <w:pBdr/>
-        <w:spacing/>
-        <w:ind/>
-        <w:rPr/>
-      </w:pPr>
-      <w:r>
-        <w:rPr>
-          <w:rFonts w:ascii="Times New Roman" w:hAnsi="Times New Roman" w:cs="Times New Roman"/>
-          <w:sz w:val="28"/>
-          <w:szCs w:val="28"/>
-        </w:rPr>
-        <w:t xml:space="preserve">    cout &lt;&lt; "6. Спроба задати некоректні значення:\n";</w:t>
-      </w:r>
-      <w:r/>
-    </w:p>
-    <w:p>
-      <w:pPr>
-        <w:pBdr/>
-        <w:spacing/>
-        <w:ind/>
-        <w:rPr/>
-      </w:pPr>
-      <w:r>
-        <w:rPr>
-          <w:rFonts w:ascii="Times New Roman" w:hAnsi="Times New Roman" w:cs="Times New Roman"/>
-          <w:sz w:val="28"/>
-          <w:szCs w:val="28"/>
-        </w:rPr>
-        <w:t xml:space="preserve">    homeAlarm.setSensorCount(0);</w:t>
-      </w:r>
-      <w:r/>
-    </w:p>
-    <w:p>
-      <w:pPr>
-        <w:pBdr/>
-        <w:spacing/>
-        <w:ind/>
-        <w:rPr/>
-      </w:pPr>
-      <w:r>
-        <w:rPr>
-          <w:rFonts w:ascii="Times New Roman" w:hAnsi="Times New Roman" w:cs="Times New Roman"/>
-          <w:sz w:val="28"/>
-          <w:szCs w:val="28"/>
-        </w:rPr>
-        <w:t xml:space="preserve">    homeAlarm.setAlertMethod("");</w:t>
-      </w:r>
-      <w:r/>
-    </w:p>
-    <w:p>
-      <w:pPr>
-        <w:pBdr/>
-        <w:spacing/>
-        <w:ind/>
-        <w:rPr/>
-      </w:pPr>
-      <w:r>
-        <w:rPr>
-          <w:rFonts w:ascii="Times New Roman" w:hAnsi="Times New Roman" w:cs="Times New Roman"/>
-          <w:sz w:val="28"/>
-          <w:szCs w:val="28"/>
-        </w:rPr>
-        <w:t xml:space="preserve">    homeAlarm.displayInfo();</w:t>
-      </w:r>
-      <w:r/>
-    </w:p>
-    <w:p>
-      <w:pPr>
-        <w:pBdr/>
-        <w:spacing/>
-        <w:ind/>
-        <w:rPr/>
-      </w:pPr>
-      <w:r>
-        <w:rPr>
-          <w:rFonts w:ascii="Times New Roman" w:hAnsi="Times New Roman" w:cs="Times New Roman"/>
-          <w:sz w:val="28"/>
-          <w:szCs w:val="28"/>
-        </w:rPr>
-        <w:t xml:space="preserve">    cout &lt;&lt; endl;</w:t>
-      </w:r>
-      <w:r/>
-    </w:p>
-    <w:p>
-      <w:pPr>
-        <w:pBdr/>
-        <w:spacing/>
-        <w:ind/>
-        <w:rPr/>
-      </w:pPr>
-      <w:r>
-        <w:rPr>
-          <w:rFonts w:ascii="Times New Roman" w:hAnsi="Times New Roman" w:cs="Times New Roman"/>
-          <w:sz w:val="28"/>
-          <w:szCs w:val="28"/>
-        </w:rPr>
-      </w:r>
-      <w:r/>
-    </w:p>
-    <w:p>
-      <w:pPr>
-        <w:pBdr/>
-        <w:spacing/>
-        <w:ind/>
-        <w:rPr/>
-      </w:pPr>
-      <w:r>
-        <w:rPr>
-          <w:rFonts w:ascii="Times New Roman" w:hAnsi="Times New Roman" w:cs="Times New Roman"/>
-          <w:sz w:val="28"/>
-          <w:szCs w:val="28"/>
-        </w:rPr>
-        <w:t xml:space="preserve">    cout &lt;&lt; "7. Введення даних для garageAlarm (метод inputData):\n";</w:t>
-      </w:r>
-      <w:r/>
-    </w:p>
-    <w:p>
-      <w:pPr>
-        <w:pBdr/>
-        <w:spacing/>
-        <w:ind/>
-        <w:rPr/>
-      </w:pPr>
-      <w:r>
-        <w:rPr>
-          <w:rFonts w:ascii="Times New Roman" w:hAnsi="Times New Roman" w:cs="Times New Roman"/>
-          <w:sz w:val="28"/>
-          <w:szCs w:val="28"/>
-        </w:rPr>
-        <w:t xml:space="preserve">    AlarmSystem garageAlarm;</w:t>
-      </w:r>
-      <w:r/>
-    </w:p>
-    <w:p>
-      <w:pPr>
-        <w:pBdr/>
-        <w:spacing/>
-        <w:ind/>
-        <w:rPr/>
-      </w:pPr>
-      <w:r>
-        <w:rPr>
-          <w:rFonts w:ascii="Times New Roman" w:hAnsi="Times New Roman" w:cs="Times New Roman"/>
-          <w:sz w:val="28"/>
-          <w:szCs w:val="28"/>
-        </w:rPr>
-        <w:t xml:space="preserve">    cout &lt;&lt; "Вхідні дані: 6 датчиків, бездротові = ні, оповіщення = сирена\n";</w:t>
-      </w:r>
-      <w:r/>
-    </w:p>
-    <w:p>
-      <w:pPr>
-        <w:pBdr/>
-        <w:spacing/>
-        <w:ind/>
-        <w:rPr/>
-      </w:pPr>
-      <w:r>
-        <w:rPr>
-          <w:rFonts w:ascii="Times New Roman" w:hAnsi="Times New Roman" w:cs="Times New Roman"/>
-          <w:sz w:val="28"/>
-          <w:szCs w:val="28"/>
-        </w:rPr>
-        <w:t xml:space="preserve">    garageAlarm.inputData(6, false, "сирена");</w:t>
-      </w:r>
-      <w:r/>
-    </w:p>
-    <w:p>
-      <w:pPr>
-        <w:pBdr/>
-        <w:spacing/>
-        <w:ind/>
-        <w:rPr/>
-      </w:pPr>
-      <w:r>
-        <w:rPr>
-          <w:rFonts w:ascii="Times New Roman" w:hAnsi="Times New Roman" w:cs="Times New Roman"/>
-          <w:sz w:val="28"/>
-          <w:szCs w:val="28"/>
-        </w:rPr>
-        <w:t xml:space="preserve">    cout &lt;&lt; "Результат:\n";</w:t>
-      </w:r>
-      <w:r/>
-    </w:p>
-    <w:p>
-      <w:pPr>
-        <w:pBdr/>
-        <w:spacing/>
-        <w:ind/>
-        <w:rPr/>
-      </w:pPr>
-      <w:r>
-        <w:rPr>
-          <w:rFonts w:ascii="Times New Roman" w:hAnsi="Times New Roman" w:cs="Times New Roman"/>
-          <w:sz w:val="28"/>
-          <w:szCs w:val="28"/>
-        </w:rPr>
-        <w:t xml:space="preserve">    garageAlarm.displayInfo();</w:t>
-      </w:r>
-      <w:r/>
-    </w:p>
-    <w:p>
-      <w:pPr>
-        <w:pBdr/>
-        <w:spacing/>
-        <w:ind/>
-        <w:rPr/>
-      </w:pPr>
-      <w:r>
-        <w:rPr>
-          <w:rFonts w:ascii="Times New Roman" w:hAnsi="Times New Roman" w:cs="Times New Roman"/>
-          <w:sz w:val="28"/>
-          <w:szCs w:val="28"/>
-        </w:rPr>
-      </w:r>
-      <w:r/>
-    </w:p>
-    <w:p>
-      <w:pPr>
-        <w:pBdr/>
-        <w:spacing/>
-        <w:ind/>
-        <w:rPr/>
-      </w:pPr>
-      <w:r>
-        <w:rPr>
-          <w:rFonts w:ascii="Times New Roman" w:hAnsi="Times New Roman" w:cs="Times New Roman"/>
-          <w:sz w:val="28"/>
-          <w:szCs w:val="28"/>
-        </w:rPr>
-        <w:t xml:space="preserve">    return 0;</w:t>
-      </w:r>
-      <w:r/>
-    </w:p>
-    <w:p>
-      <w:pPr>
-        <w:pBdr/>
-        <w:spacing/>
-        <w:ind/>
-        <w:rPr/>
-      </w:pPr>
-      <w:r>
-        <w:rPr>
-          <w:rFonts w:ascii="Times New Roman" w:hAnsi="Times New Roman" w:cs="Times New Roman"/>
-          <w:sz w:val="28"/>
-          <w:szCs w:val="28"/>
-        </w:rPr>
-        <w:t xml:space="preserve">}</w:t>
-      </w:r>
-      <w:r/>
-    </w:p>
-    <w:p>
-      <w:pPr>
-        <w:pBdr/>
-        <w:spacing/>
-        <w:ind/>
-        <w:rPr/>
-      </w:pPr>
-      <w:r>
-        <w:rPr>
-          <w:rFonts w:ascii="Times New Roman" w:hAnsi="Times New Roman" w:cs="Times New Roman"/>
-          <w:sz w:val="28"/>
-          <w:szCs w:val="28"/>
-        </w:rPr>
-      </w:r>
-      <w:r/>
     </w:p>
     <w:p>
       <w:pPr>
@@ -3634,7 +1206,39 @@
           <w:bCs/>
           <w:sz w:val="28"/>
           <w:szCs w:val="28"/>
+          <w:lang w:val="en-US"/>
         </w:rPr>
+      </w:r>
+      <w:hyperlink r:id="rId13" w:tooltip="https://github.com/Vladyslav3012/C-Lab/blob/main/L_4-6/alarm_system.cpp" w:history="1">
+        <w:r>
+          <w:rPr>
+            <w:rStyle w:val="899"/>
+            <w:rFonts w:ascii="Times New Roman" w:hAnsi="Times New Roman" w:cs="Times New Roman"/>
+            <w:b/>
+            <w:bCs/>
+            <w:sz w:val="28"/>
+            <w:szCs w:val="28"/>
+            <w:lang w:val="en-US"/>
+          </w:rPr>
+          <w:t xml:space="preserve">GitHub</w:t>
+        </w:r>
+        <w:r>
+          <w:rPr>
+            <w:rStyle w:val="899"/>
+            <w:b/>
+            <w:bCs/>
+          </w:rPr>
+        </w:r>
+        <w:r>
+          <w:rPr>
+            <w:rStyle w:val="899"/>
+            <w:b/>
+            <w:bCs/>
+          </w:rPr>
+        </w:r>
+      </w:hyperlink>
+      <w:r>
+        <w:br/>
       </w:r>
       <w:r>
         <w:rPr>
@@ -3669,6 +1273,12 @@
           <w:bCs/>
         </w:rPr>
       </w:r>
+      <w:r>
+        <w:rPr>
+          <w:b/>
+          <w:bCs/>
+        </w:rPr>
+      </w:r>
     </w:p>
     <w:p>
       <w:pPr>
@@ -3742,1639 +1352,6 @@
         <w:pBdr/>
         <w:spacing/>
         <w:ind/>
-        <w:rPr/>
-      </w:pPr>
-      <w:r>
-        <w:rPr>
-          <w:rFonts w:ascii="Times New Roman" w:hAnsi="Times New Roman" w:cs="Times New Roman"/>
-          <w:sz w:val="28"/>
-          <w:szCs w:val="28"/>
-        </w:rPr>
-      </w:r>
-      <w:r/>
-    </w:p>
-    <w:p>
-      <w:pPr>
-        <w:pBdr/>
-        <w:spacing/>
-        <w:ind/>
-        <w:rPr/>
-      </w:pPr>
-      <w:r>
-        <w:rPr>
-          <w:rFonts w:ascii="Times New Roman" w:hAnsi="Times New Roman" w:cs="Times New Roman"/>
-          <w:sz w:val="28"/>
-          <w:szCs w:val="28"/>
-        </w:rPr>
-        <w:t xml:space="preserve">----- Тест 1. Конструктор за замовчуванням (homeAlarm) -----</w:t>
-      </w:r>
-      <w:r/>
-    </w:p>
-    <w:p>
-      <w:pPr>
-        <w:pBdr/>
-        <w:spacing/>
-        <w:ind/>
-        <w:rPr/>
-      </w:pPr>
-      <w:r>
-        <w:rPr>
-          <w:rFonts w:ascii="Times New Roman" w:hAnsi="Times New Roman" w:cs="Times New Roman"/>
-          <w:sz w:val="28"/>
-          <w:szCs w:val="28"/>
-        </w:rPr>
-        <w:t xml:space="preserve">Вхідні дані: без параметрів.</w:t>
-      </w:r>
-      <w:r/>
-    </w:p>
-    <w:p>
-      <w:pPr>
-        <w:pBdr/>
-        <w:spacing/>
-        <w:ind/>
-        <w:rPr/>
-      </w:pPr>
-      <w:r>
-        <w:rPr>
-          <w:rFonts w:ascii="Times New Roman" w:hAnsi="Times New Roman" w:cs="Times New Roman"/>
-          <w:sz w:val="28"/>
-          <w:szCs w:val="28"/>
-        </w:rPr>
-        <w:t xml:space="preserve">Вихід:</w:t>
-      </w:r>
-      <w:r/>
-    </w:p>
-    <w:p>
-      <w:pPr>
-        <w:pBdr/>
-        <w:spacing/>
-        <w:ind/>
-        <w:rPr/>
-      </w:pPr>
-      <w:r>
-        <w:rPr>
-          <w:rFonts w:ascii="Times New Roman" w:hAnsi="Times New Roman" w:cs="Times New Roman"/>
-          <w:sz w:val="28"/>
-          <w:szCs w:val="28"/>
-        </w:rPr>
-        <w:t xml:space="preserve">Викликано конструктор за замовчуванням</w:t>
-      </w:r>
-      <w:r/>
-    </w:p>
-    <w:p>
-      <w:pPr>
-        <w:pBdr/>
-        <w:spacing/>
-        <w:ind/>
-        <w:rPr/>
-      </w:pPr>
-      <w:r>
-        <w:rPr>
-          <w:rFonts w:ascii="Times New Roman" w:hAnsi="Times New Roman" w:cs="Times New Roman"/>
-          <w:sz w:val="28"/>
-          <w:szCs w:val="28"/>
-        </w:rPr>
-        <w:t xml:space="preserve">Кількість датчиків: 1</w:t>
-      </w:r>
-      <w:r/>
-    </w:p>
-    <w:p>
-      <w:pPr>
-        <w:pBdr/>
-        <w:spacing/>
-        <w:ind/>
-        <w:rPr/>
-      </w:pPr>
-      <w:r>
-        <w:rPr>
-          <w:rFonts w:ascii="Times New Roman" w:hAnsi="Times New Roman" w:cs="Times New Roman"/>
-          <w:sz w:val="28"/>
-          <w:szCs w:val="28"/>
-        </w:rPr>
-        <w:t xml:space="preserve">Бездротові сенсори: ні</w:t>
-      </w:r>
-      <w:r/>
-    </w:p>
-    <w:p>
-      <w:pPr>
-        <w:pBdr/>
-        <w:spacing/>
-        <w:ind/>
-        <w:rPr/>
-      </w:pPr>
-      <w:r>
-        <w:rPr>
-          <w:rFonts w:ascii="Times New Roman" w:hAnsi="Times New Roman" w:cs="Times New Roman"/>
-          <w:sz w:val="28"/>
-          <w:szCs w:val="28"/>
-        </w:rPr>
-        <w:t xml:space="preserve">Спосіб оповіщення: сирена</w:t>
-      </w:r>
-      <w:r/>
-    </w:p>
-    <w:p>
-      <w:pPr>
-        <w:pBdr/>
-        <w:spacing/>
-        <w:ind/>
-        <w:rPr/>
-      </w:pPr>
-      <w:r>
-        <w:rPr>
-          <w:rFonts w:ascii="Times New Roman" w:hAnsi="Times New Roman" w:cs="Times New Roman"/>
-          <w:sz w:val="28"/>
-          <w:szCs w:val="28"/>
-        </w:rPr>
-      </w:r>
-      <w:r/>
-    </w:p>
-    <w:p>
-      <w:pPr>
-        <w:pBdr/>
-        <w:spacing/>
-        <w:ind/>
-        <w:rPr/>
-      </w:pPr>
-      <w:r>
-        <w:rPr>
-          <w:rFonts w:ascii="Times New Roman" w:hAnsi="Times New Roman" w:cs="Times New Roman"/>
-          <w:sz w:val="28"/>
-          <w:szCs w:val="28"/>
-        </w:rPr>
-        <w:t xml:space="preserve">----- Тест 2. Конструктор з параметрами (officeAlarm) -----</w:t>
-      </w:r>
-      <w:r/>
-    </w:p>
-    <w:p>
-      <w:pPr>
-        <w:pBdr/>
-        <w:spacing/>
-        <w:ind/>
-        <w:rPr/>
-      </w:pPr>
-      <w:r>
-        <w:rPr>
-          <w:rFonts w:ascii="Times New Roman" w:hAnsi="Times New Roman" w:cs="Times New Roman"/>
-          <w:sz w:val="28"/>
-          <w:szCs w:val="28"/>
-        </w:rPr>
-        <w:t xml:space="preserve">Вхідні дані: 12 датчиків, бездротові = так, оповіщення = SMS.</w:t>
-      </w:r>
-      <w:r/>
-    </w:p>
-    <w:p>
-      <w:pPr>
-        <w:pBdr/>
-        <w:spacing/>
-        <w:ind/>
-        <w:rPr/>
-      </w:pPr>
-      <w:r>
-        <w:rPr>
-          <w:rFonts w:ascii="Times New Roman" w:hAnsi="Times New Roman" w:cs="Times New Roman"/>
-          <w:sz w:val="28"/>
-          <w:szCs w:val="28"/>
-        </w:rPr>
-        <w:t xml:space="preserve">Вихід:</w:t>
-      </w:r>
-      <w:r/>
-    </w:p>
-    <w:p>
-      <w:pPr>
-        <w:pBdr/>
-        <w:spacing/>
-        <w:ind/>
-        <w:rPr/>
-      </w:pPr>
-      <w:r>
-        <w:rPr>
-          <w:rFonts w:ascii="Times New Roman" w:hAnsi="Times New Roman" w:cs="Times New Roman"/>
-          <w:sz w:val="28"/>
-          <w:szCs w:val="28"/>
-        </w:rPr>
-        <w:t xml:space="preserve">Викликано конструктор з параметрами</w:t>
-      </w:r>
-      <w:r/>
-    </w:p>
-    <w:p>
-      <w:pPr>
-        <w:pBdr/>
-        <w:spacing/>
-        <w:ind/>
-        <w:rPr/>
-      </w:pPr>
-      <w:r>
-        <w:rPr>
-          <w:rFonts w:ascii="Times New Roman" w:hAnsi="Times New Roman" w:cs="Times New Roman"/>
-          <w:sz w:val="28"/>
-          <w:szCs w:val="28"/>
-        </w:rPr>
-        <w:t xml:space="preserve">Кількість датчиків: 12</w:t>
-      </w:r>
-      <w:r/>
-    </w:p>
-    <w:p>
-      <w:pPr>
-        <w:pBdr/>
-        <w:spacing/>
-        <w:ind/>
-        <w:rPr/>
-      </w:pPr>
-      <w:r>
-        <w:rPr>
-          <w:rFonts w:ascii="Times New Roman" w:hAnsi="Times New Roman" w:cs="Times New Roman"/>
-          <w:sz w:val="28"/>
-          <w:szCs w:val="28"/>
-        </w:rPr>
-        <w:t xml:space="preserve">Бездротові сенсори: так</w:t>
-      </w:r>
-      <w:r/>
-    </w:p>
-    <w:p>
-      <w:pPr>
-        <w:pBdr/>
-        <w:spacing/>
-        <w:ind/>
-        <w:rPr/>
-      </w:pPr>
-      <w:r>
-        <w:rPr>
-          <w:rFonts w:ascii="Times New Roman" w:hAnsi="Times New Roman" w:cs="Times New Roman"/>
-          <w:sz w:val="28"/>
-          <w:szCs w:val="28"/>
-        </w:rPr>
-        <w:t xml:space="preserve">Спосіб оповіщення: SMS</w:t>
-      </w:r>
-      <w:r/>
-    </w:p>
-    <w:p>
-      <w:pPr>
-        <w:pBdr/>
-        <w:spacing/>
-        <w:ind/>
-        <w:rPr/>
-      </w:pPr>
-      <w:r>
-        <w:rPr>
-          <w:rFonts w:ascii="Times New Roman" w:hAnsi="Times New Roman" w:cs="Times New Roman"/>
-          <w:sz w:val="28"/>
-          <w:szCs w:val="28"/>
-        </w:rPr>
-      </w:r>
-      <w:r/>
-    </w:p>
-    <w:p>
-      <w:pPr>
-        <w:pBdr/>
-        <w:spacing/>
-        <w:ind/>
-        <w:rPr/>
-      </w:pPr>
-      <w:r>
-        <w:rPr>
-          <w:rFonts w:ascii="Times New Roman" w:hAnsi="Times New Roman" w:cs="Times New Roman"/>
-          <w:sz w:val="28"/>
-          <w:szCs w:val="28"/>
-        </w:rPr>
-        <w:t xml:space="preserve">----- Тест 3. Коректна зміна полів методами -----</w:t>
-      </w:r>
-      <w:r/>
-    </w:p>
-    <w:p>
-      <w:pPr>
-        <w:pBdr/>
-        <w:spacing/>
-        <w:ind/>
-        <w:rPr/>
-      </w:pPr>
-      <w:r>
-        <w:rPr>
-          <w:rFonts w:ascii="Times New Roman" w:hAnsi="Times New Roman" w:cs="Times New Roman"/>
-          <w:sz w:val="28"/>
-          <w:szCs w:val="28"/>
-        </w:rPr>
-        <w:t xml:space="preserve">Вхідні дані: setSensorCount(8), setHasWireless(true), setAlertMethod("додаток").</w:t>
-      </w:r>
-      <w:r/>
-    </w:p>
-    <w:p>
-      <w:pPr>
-        <w:pBdr/>
-        <w:spacing/>
-        <w:ind/>
-        <w:rPr/>
-      </w:pPr>
-      <w:r>
-        <w:rPr>
-          <w:rFonts w:ascii="Times New Roman" w:hAnsi="Times New Roman" w:cs="Times New Roman"/>
-          <w:sz w:val="28"/>
-          <w:szCs w:val="28"/>
-        </w:rPr>
-        <w:t xml:space="preserve">Вихід:</w:t>
-      </w:r>
-      <w:r/>
-    </w:p>
-    <w:p>
-      <w:pPr>
-        <w:pBdr/>
-        <w:spacing/>
-        <w:ind/>
-        <w:rPr/>
-      </w:pPr>
-      <w:r>
-        <w:rPr>
-          <w:rFonts w:ascii="Times New Roman" w:hAnsi="Times New Roman" w:cs="Times New Roman"/>
-          <w:sz w:val="28"/>
-          <w:szCs w:val="28"/>
-        </w:rPr>
-        <w:t xml:space="preserve">Кількість датчиків: 8</w:t>
-      </w:r>
-      <w:r/>
-    </w:p>
-    <w:p>
-      <w:pPr>
-        <w:pBdr/>
-        <w:spacing/>
-        <w:ind/>
-        <w:rPr/>
-      </w:pPr>
-      <w:r>
-        <w:rPr>
-          <w:rFonts w:ascii="Times New Roman" w:hAnsi="Times New Roman" w:cs="Times New Roman"/>
-          <w:sz w:val="28"/>
-          <w:szCs w:val="28"/>
-        </w:rPr>
-        <w:t xml:space="preserve">Бездротові сенсори: так</w:t>
-      </w:r>
-      <w:r/>
-    </w:p>
-    <w:p>
-      <w:pPr>
-        <w:pBdr/>
-        <w:spacing/>
-        <w:ind/>
-        <w:rPr/>
-      </w:pPr>
-      <w:r>
-        <w:rPr>
-          <w:rFonts w:ascii="Times New Roman" w:hAnsi="Times New Roman" w:cs="Times New Roman"/>
-          <w:sz w:val="28"/>
-          <w:szCs w:val="28"/>
-        </w:rPr>
-        <w:t xml:space="preserve">Спосіб оповіщення: додаток</w:t>
-      </w:r>
-      <w:r/>
-    </w:p>
-    <w:p>
-      <w:pPr>
-        <w:pBdr/>
-        <w:spacing/>
-        <w:ind/>
-        <w:rPr/>
-      </w:pPr>
-      <w:r>
-        <w:rPr>
-          <w:rFonts w:ascii="Times New Roman" w:hAnsi="Times New Roman" w:cs="Times New Roman"/>
-          <w:sz w:val="28"/>
-          <w:szCs w:val="28"/>
-        </w:rPr>
-      </w:r>
-      <w:r/>
-    </w:p>
-    <w:p>
-      <w:pPr>
-        <w:pBdr/>
-        <w:spacing/>
-        <w:ind/>
-        <w:rPr/>
-      </w:pPr>
-      <w:r>
-        <w:rPr>
-          <w:rFonts w:ascii="Times New Roman" w:hAnsi="Times New Roman" w:cs="Times New Roman"/>
-          <w:sz w:val="28"/>
-          <w:szCs w:val="28"/>
-        </w:rPr>
-        <w:t xml:space="preserve">----- Тест 4. Зміна через посилання -----</w:t>
-      </w:r>
-      <w:r/>
-    </w:p>
-    <w:p>
-      <w:pPr>
-        <w:pBdr/>
-        <w:spacing/>
-        <w:ind/>
-        <w:rPr/>
-      </w:pPr>
-      <w:r>
-        <w:rPr>
-          <w:rFonts w:ascii="Times New Roman" w:hAnsi="Times New Roman" w:cs="Times New Roman"/>
-          <w:sz w:val="28"/>
-          <w:szCs w:val="28"/>
-        </w:rPr>
-        <w:t xml:space="preserve">Вхідні дані: n = 15 → setSensorCountByRef(n); changeSensors(officeAlarm, 20).</w:t>
-      </w:r>
-      <w:r/>
-    </w:p>
-    <w:p>
-      <w:pPr>
-        <w:pBdr/>
-        <w:spacing/>
-        <w:ind/>
-        <w:rPr/>
-      </w:pPr>
-      <w:r>
-        <w:rPr>
-          <w:rFonts w:ascii="Times New Roman" w:hAnsi="Times New Roman" w:cs="Times New Roman"/>
-          <w:sz w:val="28"/>
-          <w:szCs w:val="28"/>
-        </w:rPr>
-        <w:t xml:space="preserve">Вихід:</w:t>
-      </w:r>
-      <w:r/>
-    </w:p>
-    <w:p>
-      <w:pPr>
-        <w:pBdr/>
-        <w:spacing/>
-        <w:ind/>
-        <w:rPr/>
-      </w:pPr>
-      <w:r>
-        <w:rPr>
-          <w:rFonts w:ascii="Times New Roman" w:hAnsi="Times New Roman" w:cs="Times New Roman"/>
-          <w:sz w:val="28"/>
-          <w:szCs w:val="28"/>
-        </w:rPr>
-        <w:t xml:space="preserve">homeAlarm: кількість датчиків = 15</w:t>
-      </w:r>
-      <w:r/>
-    </w:p>
-    <w:p>
-      <w:pPr>
-        <w:pBdr/>
-        <w:spacing/>
-        <w:ind/>
-        <w:rPr/>
-      </w:pPr>
-      <w:r>
-        <w:rPr>
-          <w:rFonts w:ascii="Times New Roman" w:hAnsi="Times New Roman" w:cs="Times New Roman"/>
-          <w:sz w:val="28"/>
-          <w:szCs w:val="28"/>
-        </w:rPr>
-        <w:t xml:space="preserve">officeAlarm: кількість датчиків = 20</w:t>
-      </w:r>
-      <w:r/>
-    </w:p>
-    <w:p>
-      <w:pPr>
-        <w:pBdr/>
-        <w:spacing/>
-        <w:ind/>
-        <w:rPr/>
-      </w:pPr>
-      <w:r>
-        <w:rPr>
-          <w:rFonts w:ascii="Times New Roman" w:hAnsi="Times New Roman" w:cs="Times New Roman"/>
-          <w:sz w:val="28"/>
-          <w:szCs w:val="28"/>
-        </w:rPr>
-      </w:r>
-      <w:r/>
-    </w:p>
-    <w:p>
-      <w:pPr>
-        <w:pBdr/>
-        <w:spacing/>
-        <w:ind/>
-        <w:rPr/>
-      </w:pPr>
-      <w:r>
-        <w:rPr>
-          <w:rFonts w:ascii="Times New Roman" w:hAnsi="Times New Roman" w:cs="Times New Roman"/>
-          <w:sz w:val="28"/>
-          <w:szCs w:val="28"/>
-        </w:rPr>
-        <w:t xml:space="preserve">----- Тест 5. Некоректні вхідні умови (валідація) -----</w:t>
-      </w:r>
-      <w:r/>
-    </w:p>
-    <w:p>
-      <w:pPr>
-        <w:pBdr/>
-        <w:spacing/>
-        <w:ind/>
-        <w:rPr/>
-      </w:pPr>
-      <w:r>
-        <w:rPr>
-          <w:rFonts w:ascii="Times New Roman" w:hAnsi="Times New Roman" w:cs="Times New Roman"/>
-          <w:sz w:val="28"/>
-          <w:szCs w:val="28"/>
-        </w:rPr>
-        <w:t xml:space="preserve">Вхідні дані: setSensorCount(0), setAlertMethod("").</w:t>
-      </w:r>
-      <w:r/>
-    </w:p>
-    <w:p>
-      <w:pPr>
-        <w:pBdr/>
-        <w:spacing/>
-        <w:ind/>
-        <w:rPr/>
-      </w:pPr>
-      <w:r>
-        <w:rPr>
-          <w:rFonts w:ascii="Times New Roman" w:hAnsi="Times New Roman" w:cs="Times New Roman"/>
-          <w:sz w:val="28"/>
-          <w:szCs w:val="28"/>
-        </w:rPr>
-        <w:t xml:space="preserve">Вихід:</w:t>
-      </w:r>
-      <w:r/>
-    </w:p>
-    <w:p>
-      <w:pPr>
-        <w:pBdr/>
-        <w:spacing/>
-        <w:ind/>
-        <w:rPr/>
-      </w:pPr>
-      <w:r>
-        <w:rPr>
-          <w:rFonts w:ascii="Times New Roman" w:hAnsi="Times New Roman" w:cs="Times New Roman"/>
-          <w:sz w:val="28"/>
-          <w:szCs w:val="28"/>
-        </w:rPr>
-        <w:t xml:space="preserve">Помилка: кількість датчиків має бути від 1 до 1000!</w:t>
-      </w:r>
-      <w:r/>
-    </w:p>
-    <w:p>
-      <w:pPr>
-        <w:pBdr/>
-        <w:spacing/>
-        <w:ind/>
-        <w:rPr/>
-      </w:pPr>
-      <w:r>
-        <w:rPr>
-          <w:rFonts w:ascii="Times New Roman" w:hAnsi="Times New Roman" w:cs="Times New Roman"/>
-          <w:sz w:val="28"/>
-          <w:szCs w:val="28"/>
-        </w:rPr>
-        <w:t xml:space="preserve">Помилка: спосіб оповіщення не може бути порожнім!</w:t>
-      </w:r>
-      <w:r/>
-    </w:p>
-    <w:p>
-      <w:pPr>
-        <w:pBdr/>
-        <w:spacing/>
-        <w:ind/>
-        <w:rPr/>
-      </w:pPr>
-      <w:r>
-        <w:rPr>
-          <w:rFonts w:ascii="Times New Roman" w:hAnsi="Times New Roman" w:cs="Times New Roman"/>
-          <w:sz w:val="28"/>
-          <w:szCs w:val="28"/>
-        </w:rPr>
-        <w:t xml:space="preserve">Кількість датчиків: 15</w:t>
-      </w:r>
-      <w:r/>
-    </w:p>
-    <w:p>
-      <w:pPr>
-        <w:pBdr/>
-        <w:spacing/>
-        <w:ind/>
-        <w:rPr/>
-      </w:pPr>
-      <w:r>
-        <w:rPr>
-          <w:rFonts w:ascii="Times New Roman" w:hAnsi="Times New Roman" w:cs="Times New Roman"/>
-          <w:sz w:val="28"/>
-          <w:szCs w:val="28"/>
-        </w:rPr>
-        <w:t xml:space="preserve">Бездротові сенсори: так</w:t>
-      </w:r>
-      <w:r/>
-    </w:p>
-    <w:p>
-      <w:pPr>
-        <w:pBdr/>
-        <w:spacing/>
-        <w:ind/>
-        <w:rPr/>
-      </w:pPr>
-      <w:r>
-        <w:rPr>
-          <w:rFonts w:ascii="Times New Roman" w:hAnsi="Times New Roman" w:cs="Times New Roman"/>
-          <w:sz w:val="28"/>
-          <w:szCs w:val="28"/>
-        </w:rPr>
-        <w:t xml:space="preserve">Спосіб оповіщення: додаток</w:t>
-      </w:r>
-      <w:r/>
-    </w:p>
-    <w:p>
-      <w:pPr>
-        <w:pBdr/>
-        <w:spacing/>
-        <w:ind/>
-        <w:rPr/>
-      </w:pPr>
-      <w:r>
-        <w:rPr>
-          <w:rFonts w:ascii="Times New Roman" w:hAnsi="Times New Roman" w:cs="Times New Roman"/>
-          <w:sz w:val="28"/>
-          <w:szCs w:val="28"/>
-        </w:rPr>
-        <w:t xml:space="preserve">Пояснення: при некоректних значеннях поля об’єкта не змінюються.</w:t>
-      </w:r>
-      <w:r/>
-    </w:p>
-    <w:p>
-      <w:pPr>
-        <w:pBdr/>
-        <w:spacing/>
-        <w:ind/>
-        <w:rPr/>
-      </w:pPr>
-      <w:r>
-        <w:rPr>
-          <w:rFonts w:ascii="Times New Roman" w:hAnsi="Times New Roman" w:cs="Times New Roman"/>
-          <w:sz w:val="28"/>
-          <w:szCs w:val="28"/>
-        </w:rPr>
-      </w:r>
-      <w:r/>
-    </w:p>
-    <w:p>
-      <w:pPr>
-        <w:pBdr/>
-        <w:spacing/>
-        <w:ind/>
-        <w:rPr/>
-      </w:pPr>
-      <w:r>
-        <w:rPr>
-          <w:rFonts w:ascii="Times New Roman" w:hAnsi="Times New Roman" w:cs="Times New Roman"/>
-          <w:sz w:val="28"/>
-          <w:szCs w:val="28"/>
-        </w:rPr>
-        <w:t xml:space="preserve">----- Тест 6. Метод inputData (garageAlarm) -----</w:t>
-      </w:r>
-      <w:r/>
-    </w:p>
-    <w:p>
-      <w:pPr>
-        <w:pBdr/>
-        <w:spacing/>
-        <w:ind/>
-        <w:rPr/>
-      </w:pPr>
-      <w:r>
-        <w:rPr>
-          <w:rFonts w:ascii="Times New Roman" w:hAnsi="Times New Roman" w:cs="Times New Roman"/>
-          <w:sz w:val="28"/>
-          <w:szCs w:val="28"/>
-        </w:rPr>
-        <w:t xml:space="preserve">Вхідні дані: 6 датчиків, бездротові = ні, оповіщення = сирена.</w:t>
-      </w:r>
-      <w:r/>
-    </w:p>
-    <w:p>
-      <w:pPr>
-        <w:pBdr/>
-        <w:spacing/>
-        <w:ind/>
-        <w:rPr/>
-      </w:pPr>
-      <w:r>
-        <w:rPr>
-          <w:rFonts w:ascii="Times New Roman" w:hAnsi="Times New Roman" w:cs="Times New Roman"/>
-          <w:sz w:val="28"/>
-          <w:szCs w:val="28"/>
-        </w:rPr>
-        <w:t xml:space="preserve">Вихід:</w:t>
-      </w:r>
-      <w:r/>
-    </w:p>
-    <w:p>
-      <w:pPr>
-        <w:pBdr/>
-        <w:spacing/>
-        <w:ind/>
-        <w:rPr/>
-      </w:pPr>
-      <w:r>
-        <w:rPr>
-          <w:rFonts w:ascii="Times New Roman" w:hAnsi="Times New Roman" w:cs="Times New Roman"/>
-          <w:sz w:val="28"/>
-          <w:szCs w:val="28"/>
-        </w:rPr>
-        <w:t xml:space="preserve">Кількість датчиків: 6</w:t>
-      </w:r>
-      <w:r/>
-    </w:p>
-    <w:p>
-      <w:pPr>
-        <w:pBdr/>
-        <w:spacing/>
-        <w:ind/>
-        <w:rPr/>
-      </w:pPr>
-      <w:r>
-        <w:rPr>
-          <w:rFonts w:ascii="Times New Roman" w:hAnsi="Times New Roman" w:cs="Times New Roman"/>
-          <w:sz w:val="28"/>
-          <w:szCs w:val="28"/>
-        </w:rPr>
-        <w:t xml:space="preserve">Бездротові сенсори: ні</w:t>
-      </w:r>
-      <w:r/>
-    </w:p>
-    <w:p>
-      <w:pPr>
-        <w:pBdr/>
-        <w:spacing/>
-        <w:ind/>
-        <w:rPr/>
-      </w:pPr>
-      <w:r>
-        <w:rPr>
-          <w:rFonts w:ascii="Times New Roman" w:hAnsi="Times New Roman" w:cs="Times New Roman"/>
-          <w:sz w:val="28"/>
-          <w:szCs w:val="28"/>
-        </w:rPr>
-        <w:t xml:space="preserve">Спосіб оповіщення: сирена</w:t>
-      </w:r>
-      <w:r/>
-    </w:p>
-    <w:p>
-      <w:pPr>
-        <w:pBdr/>
-        <w:spacing/>
-        <w:ind/>
-        <w:rPr/>
-      </w:pPr>
-      <w:r>
-        <w:rPr>
-          <w:rFonts w:ascii="Times New Roman" w:hAnsi="Times New Roman" w:cs="Times New Roman"/>
-          <w:sz w:val="28"/>
-          <w:szCs w:val="28"/>
-        </w:rPr>
-      </w:r>
-      <w:r/>
-    </w:p>
-    <w:p>
-      <w:pPr>
-        <w:pBdr/>
-        <w:spacing/>
-        <w:ind/>
-        <w:rPr/>
-      </w:pPr>
-      <w:r>
-        <w:rPr>
-          <w:rFonts w:ascii="Times New Roman" w:hAnsi="Times New Roman" w:cs="Times New Roman"/>
-          <w:sz w:val="28"/>
-          <w:szCs w:val="28"/>
-        </w:rPr>
-        <w:t xml:space="preserve">Повний вивід програми:</w:t>
-      </w:r>
-      <w:r/>
-    </w:p>
-    <w:p>
-      <w:pPr>
-        <w:pBdr/>
-        <w:spacing/>
-        <w:ind/>
-        <w:rPr/>
-      </w:pPr>
-      <w:r>
-        <w:rPr>
-          <w:rFonts w:ascii="Times New Roman" w:hAnsi="Times New Roman" w:cs="Times New Roman"/>
-          <w:sz w:val="28"/>
-          <w:szCs w:val="28"/>
-        </w:rPr>
-        <w:t xml:space="preserve">=== Лаб. №4-6, варіант 22: Сигналізація ===</w:t>
-      </w:r>
-      <w:r/>
-    </w:p>
-    <w:p>
-      <w:pPr>
-        <w:pBdr/>
-        <w:spacing/>
-        <w:ind/>
-        <w:rPr/>
-      </w:pPr>
-      <w:r>
-        <w:rPr>
-          <w:rFonts w:ascii="Times New Roman" w:hAnsi="Times New Roman" w:cs="Times New Roman"/>
-          <w:sz w:val="28"/>
-          <w:szCs w:val="28"/>
-        </w:rPr>
-      </w:r>
-      <w:r/>
-    </w:p>
-    <w:p>
-      <w:pPr>
-        <w:pBdr/>
-        <w:spacing/>
-        <w:ind/>
-        <w:rPr/>
-      </w:pPr>
-      <w:r>
-        <w:rPr>
-          <w:rFonts w:ascii="Times New Roman" w:hAnsi="Times New Roman" w:cs="Times New Roman"/>
-          <w:sz w:val="28"/>
-          <w:szCs w:val="28"/>
-        </w:rPr>
-        <w:t xml:space="preserve">1. Об'єкт homeAlarm (за замовчуванням):</w:t>
-      </w:r>
-      <w:r/>
-    </w:p>
-    <w:p>
-      <w:pPr>
-        <w:pBdr/>
-        <w:spacing/>
-        <w:ind/>
-        <w:rPr/>
-      </w:pPr>
-      <w:r>
-        <w:rPr>
-          <w:rFonts w:ascii="Times New Roman" w:hAnsi="Times New Roman" w:cs="Times New Roman"/>
-          <w:sz w:val="28"/>
-          <w:szCs w:val="28"/>
-        </w:rPr>
-        <w:t xml:space="preserve">Викликано конструктор за замовчуванням</w:t>
-      </w:r>
-      <w:r/>
-    </w:p>
-    <w:p>
-      <w:pPr>
-        <w:pBdr/>
-        <w:spacing/>
-        <w:ind/>
-        <w:rPr/>
-      </w:pPr>
-      <w:r>
-        <w:rPr>
-          <w:rFonts w:ascii="Times New Roman" w:hAnsi="Times New Roman" w:cs="Times New Roman"/>
-          <w:sz w:val="28"/>
-          <w:szCs w:val="28"/>
-        </w:rPr>
-        <w:t xml:space="preserve">Кількість датчиків: 1</w:t>
-      </w:r>
-      <w:r/>
-    </w:p>
-    <w:p>
-      <w:pPr>
-        <w:pBdr/>
-        <w:spacing/>
-        <w:ind/>
-        <w:rPr/>
-      </w:pPr>
-      <w:r>
-        <w:rPr>
-          <w:rFonts w:ascii="Times New Roman" w:hAnsi="Times New Roman" w:cs="Times New Roman"/>
-          <w:sz w:val="28"/>
-          <w:szCs w:val="28"/>
-        </w:rPr>
-        <w:t xml:space="preserve">Бездротові сенсори: ні</w:t>
-      </w:r>
-      <w:r/>
-    </w:p>
-    <w:p>
-      <w:pPr>
-        <w:pBdr/>
-        <w:spacing/>
-        <w:ind/>
-        <w:rPr/>
-      </w:pPr>
-      <w:r>
-        <w:rPr>
-          <w:rFonts w:ascii="Times New Roman" w:hAnsi="Times New Roman" w:cs="Times New Roman"/>
-          <w:sz w:val="28"/>
-          <w:szCs w:val="28"/>
-        </w:rPr>
-        <w:t xml:space="preserve">Спосіб оповіщення: сирена</w:t>
-      </w:r>
-      <w:r/>
-    </w:p>
-    <w:p>
-      <w:pPr>
-        <w:pBdr/>
-        <w:spacing/>
-        <w:ind/>
-        <w:rPr/>
-      </w:pPr>
-      <w:r>
-        <w:rPr>
-          <w:rFonts w:ascii="Times New Roman" w:hAnsi="Times New Roman" w:cs="Times New Roman"/>
-          <w:sz w:val="28"/>
-          <w:szCs w:val="28"/>
-        </w:rPr>
-      </w:r>
-      <w:r/>
-    </w:p>
-    <w:p>
-      <w:pPr>
-        <w:pBdr/>
-        <w:spacing/>
-        <w:ind/>
-        <w:rPr/>
-      </w:pPr>
-      <w:r>
-        <w:rPr>
-          <w:rFonts w:ascii="Times New Roman" w:hAnsi="Times New Roman" w:cs="Times New Roman"/>
-          <w:sz w:val="28"/>
-          <w:szCs w:val="28"/>
-        </w:rPr>
-        <w:t xml:space="preserve">2. Об'єкт officeAlarm (з параметрами):</w:t>
-      </w:r>
-      <w:r/>
-    </w:p>
-    <w:p>
-      <w:pPr>
-        <w:pBdr/>
-        <w:spacing/>
-        <w:ind/>
-        <w:rPr/>
-      </w:pPr>
-      <w:r>
-        <w:rPr>
-          <w:rFonts w:ascii="Times New Roman" w:hAnsi="Times New Roman" w:cs="Times New Roman"/>
-          <w:sz w:val="28"/>
-          <w:szCs w:val="28"/>
-        </w:rPr>
-        <w:t xml:space="preserve">Викликано конструктор з параметрами</w:t>
-      </w:r>
-      <w:r/>
-    </w:p>
-    <w:p>
-      <w:pPr>
-        <w:pBdr/>
-        <w:spacing/>
-        <w:ind/>
-        <w:rPr/>
-      </w:pPr>
-      <w:r>
-        <w:rPr>
-          <w:rFonts w:ascii="Times New Roman" w:hAnsi="Times New Roman" w:cs="Times New Roman"/>
-          <w:sz w:val="28"/>
-          <w:szCs w:val="28"/>
-        </w:rPr>
-        <w:t xml:space="preserve">Кількість датчиків: 12</w:t>
-      </w:r>
-      <w:r/>
-    </w:p>
-    <w:p>
-      <w:pPr>
-        <w:pBdr/>
-        <w:spacing/>
-        <w:ind/>
-        <w:rPr/>
-      </w:pPr>
-      <w:r>
-        <w:rPr>
-          <w:rFonts w:ascii="Times New Roman" w:hAnsi="Times New Roman" w:cs="Times New Roman"/>
-          <w:sz w:val="28"/>
-          <w:szCs w:val="28"/>
-        </w:rPr>
-        <w:t xml:space="preserve">Бездротові сенсори: так</w:t>
-      </w:r>
-      <w:r/>
-    </w:p>
-    <w:p>
-      <w:pPr>
-        <w:pBdr/>
-        <w:spacing/>
-        <w:ind/>
-        <w:rPr/>
-      </w:pPr>
-      <w:r>
-        <w:rPr>
-          <w:rFonts w:ascii="Times New Roman" w:hAnsi="Times New Roman" w:cs="Times New Roman"/>
-          <w:sz w:val="28"/>
-          <w:szCs w:val="28"/>
-        </w:rPr>
-        <w:t xml:space="preserve">Спосіб оповіщення: SMS</w:t>
-      </w:r>
-      <w:r/>
-    </w:p>
-    <w:p>
-      <w:pPr>
-        <w:pBdr/>
-        <w:spacing/>
-        <w:ind/>
-        <w:rPr/>
-      </w:pPr>
-      <w:r>
-        <w:rPr>
-          <w:rFonts w:ascii="Times New Roman" w:hAnsi="Times New Roman" w:cs="Times New Roman"/>
-          <w:sz w:val="28"/>
-          <w:szCs w:val="28"/>
-        </w:rPr>
-      </w:r>
-      <w:r/>
-    </w:p>
-    <w:p>
-      <w:pPr>
-        <w:pBdr/>
-        <w:spacing/>
-        <w:ind/>
-        <w:rPr/>
-      </w:pPr>
-      <w:r>
-        <w:rPr>
-          <w:rFonts w:ascii="Times New Roman" w:hAnsi="Times New Roman" w:cs="Times New Roman"/>
-          <w:sz w:val="28"/>
-          <w:szCs w:val="28"/>
-        </w:rPr>
-        <w:t xml:space="preserve">3. Зміна homeAlarm методами:</w:t>
-      </w:r>
-      <w:r/>
-    </w:p>
-    <w:p>
-      <w:pPr>
-        <w:pBdr/>
-        <w:spacing/>
-        <w:ind/>
-        <w:rPr/>
-      </w:pPr>
-      <w:r>
-        <w:rPr>
-          <w:rFonts w:ascii="Times New Roman" w:hAnsi="Times New Roman" w:cs="Times New Roman"/>
-          <w:sz w:val="28"/>
-          <w:szCs w:val="28"/>
-        </w:rPr>
-        <w:t xml:space="preserve">Кількість датчиків: 8</w:t>
-      </w:r>
-      <w:r/>
-    </w:p>
-    <w:p>
-      <w:pPr>
-        <w:pBdr/>
-        <w:spacing/>
-        <w:ind/>
-        <w:rPr/>
-      </w:pPr>
-      <w:r>
-        <w:rPr>
-          <w:rFonts w:ascii="Times New Roman" w:hAnsi="Times New Roman" w:cs="Times New Roman"/>
-          <w:sz w:val="28"/>
-          <w:szCs w:val="28"/>
-        </w:rPr>
-        <w:t xml:space="preserve">Бездротові сенсори: так</w:t>
-      </w:r>
-      <w:r/>
-    </w:p>
-    <w:p>
-      <w:pPr>
-        <w:pBdr/>
-        <w:spacing/>
-        <w:ind/>
-        <w:rPr/>
-      </w:pPr>
-      <w:r>
-        <w:rPr>
-          <w:rFonts w:ascii="Times New Roman" w:hAnsi="Times New Roman" w:cs="Times New Roman"/>
-          <w:sz w:val="28"/>
-          <w:szCs w:val="28"/>
-        </w:rPr>
-        <w:t xml:space="preserve">Спосіб оповіщення: додаток</w:t>
-      </w:r>
-      <w:r/>
-    </w:p>
-    <w:p>
-      <w:pPr>
-        <w:pBdr/>
-        <w:spacing/>
-        <w:ind/>
-        <w:rPr/>
-      </w:pPr>
-      <w:r>
-        <w:rPr>
-          <w:rFonts w:ascii="Times New Roman" w:hAnsi="Times New Roman" w:cs="Times New Roman"/>
-          <w:sz w:val="28"/>
-          <w:szCs w:val="28"/>
-        </w:rPr>
-      </w:r>
-      <w:r/>
-    </w:p>
-    <w:p>
-      <w:pPr>
-        <w:pBdr/>
-        <w:spacing/>
-        <w:ind/>
-        <w:rPr/>
-      </w:pPr>
-      <w:r>
-        <w:rPr>
-          <w:rFonts w:ascii="Times New Roman" w:hAnsi="Times New Roman" w:cs="Times New Roman"/>
-          <w:sz w:val="28"/>
-          <w:szCs w:val="28"/>
-        </w:rPr>
-        <w:t xml:space="preserve">4. Зміна за посиланням:</w:t>
-      </w:r>
-      <w:r/>
-    </w:p>
-    <w:p>
-      <w:pPr>
-        <w:pBdr/>
-        <w:spacing/>
-        <w:ind/>
-        <w:rPr/>
-      </w:pPr>
-      <w:r>
-        <w:rPr>
-          <w:rFonts w:ascii="Times New Roman" w:hAnsi="Times New Roman" w:cs="Times New Roman"/>
-          <w:sz w:val="28"/>
-          <w:szCs w:val="28"/>
-        </w:rPr>
-        <w:t xml:space="preserve">Кількість датчиків: 15</w:t>
-      </w:r>
-      <w:r/>
-    </w:p>
-    <w:p>
-      <w:pPr>
-        <w:pBdr/>
-        <w:spacing/>
-        <w:ind/>
-        <w:rPr/>
-      </w:pPr>
-      <w:r>
-        <w:rPr>
-          <w:rFonts w:ascii="Times New Roman" w:hAnsi="Times New Roman" w:cs="Times New Roman"/>
-          <w:sz w:val="28"/>
-          <w:szCs w:val="28"/>
-        </w:rPr>
-        <w:t xml:space="preserve">Бездротові сенсори: так</w:t>
-      </w:r>
-      <w:r/>
-    </w:p>
-    <w:p>
-      <w:pPr>
-        <w:pBdr/>
-        <w:spacing/>
-        <w:ind/>
-        <w:rPr/>
-      </w:pPr>
-      <w:r>
-        <w:rPr>
-          <w:rFonts w:ascii="Times New Roman" w:hAnsi="Times New Roman" w:cs="Times New Roman"/>
-          <w:sz w:val="28"/>
-          <w:szCs w:val="28"/>
-        </w:rPr>
-        <w:t xml:space="preserve">Спосіб оповіщення: додаток</w:t>
-      </w:r>
-      <w:r/>
-    </w:p>
-    <w:p>
-      <w:pPr>
-        <w:pBdr/>
-        <w:spacing/>
-        <w:ind/>
-        <w:rPr/>
-      </w:pPr>
-      <w:r>
-        <w:rPr>
-          <w:rFonts w:ascii="Times New Roman" w:hAnsi="Times New Roman" w:cs="Times New Roman"/>
-          <w:sz w:val="28"/>
-          <w:szCs w:val="28"/>
-        </w:rPr>
-      </w:r>
-      <w:r/>
-    </w:p>
-    <w:p>
-      <w:pPr>
-        <w:pBdr/>
-        <w:spacing/>
-        <w:ind/>
-        <w:rPr/>
-      </w:pPr>
-      <w:r>
-        <w:rPr>
-          <w:rFonts w:ascii="Times New Roman" w:hAnsi="Times New Roman" w:cs="Times New Roman"/>
-          <w:sz w:val="28"/>
-          <w:szCs w:val="28"/>
-        </w:rPr>
-        <w:t xml:space="preserve">5. Зміна officeAlarm через функцію з посиланням:</w:t>
-      </w:r>
-      <w:r/>
-    </w:p>
-    <w:p>
-      <w:pPr>
-        <w:pBdr/>
-        <w:spacing/>
-        <w:ind/>
-        <w:rPr/>
-      </w:pPr>
-      <w:r>
-        <w:rPr>
-          <w:rFonts w:ascii="Times New Roman" w:hAnsi="Times New Roman" w:cs="Times New Roman"/>
-          <w:sz w:val="28"/>
-          <w:szCs w:val="28"/>
-        </w:rPr>
-        <w:t xml:space="preserve">Зміна через посилання на об'єкт...</w:t>
-      </w:r>
-      <w:r/>
-    </w:p>
-    <w:p>
-      <w:pPr>
-        <w:pBdr/>
-        <w:spacing/>
-        <w:ind/>
-        <w:rPr/>
-      </w:pPr>
-      <w:r>
-        <w:rPr>
-          <w:rFonts w:ascii="Times New Roman" w:hAnsi="Times New Roman" w:cs="Times New Roman"/>
-          <w:sz w:val="28"/>
-          <w:szCs w:val="28"/>
-        </w:rPr>
-        <w:t xml:space="preserve">Кількість датчиків: 20</w:t>
-      </w:r>
-      <w:r/>
-    </w:p>
-    <w:p>
-      <w:pPr>
-        <w:pBdr/>
-        <w:spacing/>
-        <w:ind/>
-        <w:rPr/>
-      </w:pPr>
-      <w:r>
-        <w:rPr>
-          <w:rFonts w:ascii="Times New Roman" w:hAnsi="Times New Roman" w:cs="Times New Roman"/>
-          <w:sz w:val="28"/>
-          <w:szCs w:val="28"/>
-        </w:rPr>
-        <w:t xml:space="preserve">Бездротові сенсори: так</w:t>
-      </w:r>
-      <w:r/>
-    </w:p>
-    <w:p>
-      <w:pPr>
-        <w:pBdr/>
-        <w:spacing/>
-        <w:ind/>
-        <w:rPr/>
-      </w:pPr>
-      <w:r>
-        <w:rPr>
-          <w:rFonts w:ascii="Times New Roman" w:hAnsi="Times New Roman" w:cs="Times New Roman"/>
-          <w:sz w:val="28"/>
-          <w:szCs w:val="28"/>
-        </w:rPr>
-        <w:t xml:space="preserve">Спосіб оповіщення: SMS</w:t>
-      </w:r>
-      <w:r/>
-    </w:p>
-    <w:p>
-      <w:pPr>
-        <w:pBdr/>
-        <w:spacing/>
-        <w:ind/>
-        <w:rPr/>
-      </w:pPr>
-      <w:r>
-        <w:rPr>
-          <w:rFonts w:ascii="Times New Roman" w:hAnsi="Times New Roman" w:cs="Times New Roman"/>
-          <w:sz w:val="28"/>
-          <w:szCs w:val="28"/>
-        </w:rPr>
-      </w:r>
-      <w:r/>
-    </w:p>
-    <w:p>
-      <w:pPr>
-        <w:pBdr/>
-        <w:spacing/>
-        <w:ind/>
-        <w:rPr/>
-      </w:pPr>
-      <w:r>
-        <w:rPr>
-          <w:rFonts w:ascii="Times New Roman" w:hAnsi="Times New Roman" w:cs="Times New Roman"/>
-          <w:sz w:val="28"/>
-          <w:szCs w:val="28"/>
-        </w:rPr>
-        <w:t xml:space="preserve">6. Спроба задати некоректні значення:</w:t>
-      </w:r>
-      <w:r/>
-    </w:p>
-    <w:p>
-      <w:pPr>
-        <w:pBdr/>
-        <w:spacing/>
-        <w:ind/>
-        <w:rPr/>
-      </w:pPr>
-      <w:r>
-        <w:rPr>
-          <w:rFonts w:ascii="Times New Roman" w:hAnsi="Times New Roman" w:cs="Times New Roman"/>
-          <w:sz w:val="28"/>
-          <w:szCs w:val="28"/>
-        </w:rPr>
-        <w:t xml:space="preserve">Помилка: кількість датчиків має бути від 1 до 1000!</w:t>
-      </w:r>
-      <w:r/>
-    </w:p>
-    <w:p>
-      <w:pPr>
-        <w:pBdr/>
-        <w:spacing/>
-        <w:ind/>
-        <w:rPr/>
-      </w:pPr>
-      <w:r>
-        <w:rPr>
-          <w:rFonts w:ascii="Times New Roman" w:hAnsi="Times New Roman" w:cs="Times New Roman"/>
-          <w:sz w:val="28"/>
-          <w:szCs w:val="28"/>
-        </w:rPr>
-        <w:t xml:space="preserve">Помилка: спосіб оповіщення не може бути порожнім!</w:t>
-      </w:r>
-      <w:r/>
-    </w:p>
-    <w:p>
-      <w:pPr>
-        <w:pBdr/>
-        <w:spacing/>
-        <w:ind/>
-        <w:rPr/>
-      </w:pPr>
-      <w:r>
-        <w:rPr>
-          <w:rFonts w:ascii="Times New Roman" w:hAnsi="Times New Roman" w:cs="Times New Roman"/>
-          <w:sz w:val="28"/>
-          <w:szCs w:val="28"/>
-        </w:rPr>
-        <w:t xml:space="preserve">Кількість датчиків: 15</w:t>
-      </w:r>
-      <w:r/>
-    </w:p>
-    <w:p>
-      <w:pPr>
-        <w:pBdr/>
-        <w:spacing/>
-        <w:ind/>
-        <w:rPr/>
-      </w:pPr>
-      <w:r>
-        <w:rPr>
-          <w:rFonts w:ascii="Times New Roman" w:hAnsi="Times New Roman" w:cs="Times New Roman"/>
-          <w:sz w:val="28"/>
-          <w:szCs w:val="28"/>
-        </w:rPr>
-        <w:t xml:space="preserve">Бездротові сенсори: так</w:t>
-      </w:r>
-      <w:r/>
-    </w:p>
-    <w:p>
-      <w:pPr>
-        <w:pBdr/>
-        <w:spacing/>
-        <w:ind/>
-        <w:rPr/>
-      </w:pPr>
-      <w:r>
-        <w:rPr>
-          <w:rFonts w:ascii="Times New Roman" w:hAnsi="Times New Roman" w:cs="Times New Roman"/>
-          <w:sz w:val="28"/>
-          <w:szCs w:val="28"/>
-        </w:rPr>
-        <w:t xml:space="preserve">Спосіб оповіщення: додаток</w:t>
-      </w:r>
-      <w:r/>
-    </w:p>
-    <w:p>
-      <w:pPr>
-        <w:pBdr/>
-        <w:spacing/>
-        <w:ind/>
-        <w:rPr/>
-      </w:pPr>
-      <w:r>
-        <w:rPr>
-          <w:rFonts w:ascii="Times New Roman" w:hAnsi="Times New Roman" w:cs="Times New Roman"/>
-          <w:sz w:val="28"/>
-          <w:szCs w:val="28"/>
-        </w:rPr>
-      </w:r>
-      <w:r/>
-    </w:p>
-    <w:p>
-      <w:pPr>
-        <w:pBdr/>
-        <w:spacing/>
-        <w:ind/>
-        <w:rPr/>
-      </w:pPr>
-      <w:r>
-        <w:rPr>
-          <w:rFonts w:ascii="Times New Roman" w:hAnsi="Times New Roman" w:cs="Times New Roman"/>
-          <w:sz w:val="28"/>
-          <w:szCs w:val="28"/>
-        </w:rPr>
-        <w:t xml:space="preserve">7. Введення даних для garageAlarm (метод inputData):</w:t>
-      </w:r>
-      <w:r/>
-    </w:p>
-    <w:p>
-      <w:pPr>
-        <w:pBdr/>
-        <w:spacing/>
-        <w:ind/>
-        <w:rPr/>
-      </w:pPr>
-      <w:r>
-        <w:rPr>
-          <w:rFonts w:ascii="Times New Roman" w:hAnsi="Times New Roman" w:cs="Times New Roman"/>
-          <w:sz w:val="28"/>
-          <w:szCs w:val="28"/>
-        </w:rPr>
-        <w:t xml:space="preserve">Викликано конструктор за замовчуванням</w:t>
-      </w:r>
-      <w:r/>
-    </w:p>
-    <w:p>
-      <w:pPr>
-        <w:pBdr/>
-        <w:spacing/>
-        <w:ind/>
-        <w:rPr/>
-      </w:pPr>
-      <w:r>
-        <w:rPr>
-          <w:rFonts w:ascii="Times New Roman" w:hAnsi="Times New Roman" w:cs="Times New Roman"/>
-          <w:sz w:val="28"/>
-          <w:szCs w:val="28"/>
-        </w:rPr>
-        <w:t xml:space="preserve">Вхідні дані: 6 датчиків, бездротові = ні, оповіщення = сирена</w:t>
-      </w:r>
-      <w:r/>
-    </w:p>
-    <w:p>
-      <w:pPr>
-        <w:pBdr/>
-        <w:spacing/>
-        <w:ind/>
-        <w:rPr/>
-      </w:pPr>
-      <w:r>
-        <w:rPr>
-          <w:rFonts w:ascii="Times New Roman" w:hAnsi="Times New Roman" w:cs="Times New Roman"/>
-          <w:sz w:val="28"/>
-          <w:szCs w:val="28"/>
-        </w:rPr>
-        <w:t xml:space="preserve">Результат:</w:t>
-      </w:r>
-      <w:r/>
-    </w:p>
-    <w:p>
-      <w:pPr>
-        <w:pBdr/>
-        <w:spacing/>
-        <w:ind/>
-        <w:rPr/>
-      </w:pPr>
-      <w:r>
-        <w:rPr>
-          <w:rFonts w:ascii="Times New Roman" w:hAnsi="Times New Roman" w:cs="Times New Roman"/>
-          <w:sz w:val="28"/>
-          <w:szCs w:val="28"/>
-        </w:rPr>
-        <w:t xml:space="preserve">Кількість датчиків: 6</w:t>
-      </w:r>
-      <w:r/>
-    </w:p>
-    <w:p>
-      <w:pPr>
-        <w:pBdr/>
-        <w:spacing/>
-        <w:ind/>
-        <w:rPr/>
-      </w:pPr>
-      <w:r>
-        <w:rPr>
-          <w:rFonts w:ascii="Times New Roman" w:hAnsi="Times New Roman" w:cs="Times New Roman"/>
-          <w:sz w:val="28"/>
-          <w:szCs w:val="28"/>
-        </w:rPr>
-        <w:t xml:space="preserve">Бездротові сенсори: ні</w:t>
-      </w:r>
-      <w:r/>
-    </w:p>
-    <w:p>
-      <w:pPr>
-        <w:pBdr/>
-        <w:spacing/>
-        <w:ind/>
-        <w:rPr/>
-      </w:pPr>
-      <w:r>
-        <w:rPr>
-          <w:rFonts w:ascii="Times New Roman" w:hAnsi="Times New Roman" w:cs="Times New Roman"/>
-          <w:sz w:val="28"/>
-          <w:szCs w:val="28"/>
-        </w:rPr>
-        <w:t xml:space="preserve">Спосіб оповіщення: сирена</w:t>
-      </w:r>
-      <w:r/>
-    </w:p>
-    <w:p>
-      <w:pPr>
-        <w:pBdr/>
-        <w:spacing/>
-        <w:ind/>
-        <w:rPr/>
-      </w:pPr>
-      <w:r>
-        <w:rPr>
-          <w:rFonts w:ascii="Times New Roman" w:hAnsi="Times New Roman" w:cs="Times New Roman"/>
-          <w:sz w:val="28"/>
-          <w:szCs w:val="28"/>
-        </w:rPr>
-        <w:t xml:space="preserve">Викликано деструктор</w:t>
-      </w:r>
-      <w:r/>
-    </w:p>
-    <w:p>
-      <w:pPr>
-        <w:pBdr/>
-        <w:spacing/>
-        <w:ind/>
-        <w:rPr/>
-      </w:pPr>
-      <w:r>
-        <w:rPr>
-          <w:rFonts w:ascii="Times New Roman" w:hAnsi="Times New Roman" w:cs="Times New Roman"/>
-          <w:sz w:val="28"/>
-          <w:szCs w:val="28"/>
-        </w:rPr>
-        <w:t xml:space="preserve">Викликано деструктор</w:t>
-      </w:r>
-      <w:r/>
-    </w:p>
-    <w:p>
-      <w:pPr>
-        <w:pBdr/>
-        <w:spacing/>
-        <w:ind/>
-        <w:rPr/>
-      </w:pPr>
-      <w:r>
-        <w:rPr>
-          <w:rFonts w:ascii="Times New Roman" w:hAnsi="Times New Roman" w:cs="Times New Roman"/>
-          <w:sz w:val="28"/>
-          <w:szCs w:val="28"/>
-        </w:rPr>
-        <w:t xml:space="preserve">Викликано деструктор</w:t>
-      </w:r>
-      <w:r/>
-    </w:p>
-    <w:p>
-      <w:pPr>
-        <w:pBdr/>
-        <w:spacing/>
-        <w:ind/>
-        <w:rPr/>
-      </w:pPr>
-      <w:r>
-        <w:rPr>
-          <w:rFonts w:ascii="Times New Roman" w:hAnsi="Times New Roman" w:cs="Times New Roman"/>
-          <w:sz w:val="28"/>
-          <w:szCs w:val="28"/>
-        </w:rPr>
-      </w:r>
-      <w:r/>
-    </w:p>
-    <w:p>
-      <w:pPr>
-        <w:pBdr/>
-        <w:spacing/>
-        <w:ind/>
-        <w:rPr/>
-      </w:pPr>
-      <w:r>
-        <w:rPr>
-          <w:rFonts w:ascii="Times New Roman" w:hAnsi="Times New Roman" w:cs="Times New Roman"/>
-          <w:sz w:val="28"/>
-          <w:szCs w:val="28"/>
-        </w:rPr>
-      </w:r>
-      <w:r/>
-    </w:p>
-    <w:p>
-      <w:pPr>
-        <w:pBdr/>
-        <w:spacing/>
-        <w:ind/>
         <w:rPr>
           <w:b/>
           <w:bCs/>
@@ -5388,7 +1365,93 @@
           <w:sz w:val="28"/>
           <w:szCs w:val="28"/>
         </w:rPr>
+      </w:r>
+      <w:r>
+        <mc:AlternateContent>
+          <mc:Choice Requires="wpg">
+            <w:drawing>
+              <wp:inline xmlns:wp="http://schemas.openxmlformats.org/drawingml/2006/wordprocessingDrawing" distT="0" distB="0" distL="0" distR="0">
+                <wp:extent cx="4753205" cy="6218650"/>
+                <wp:effectExtent l="0" t="0" r="0" b="0"/>
+                <wp:docPr id="3" name=""/>
+                <wp:cNvGraphicFramePr>
+                  <a:graphicFrameLocks xmlns:a="http://schemas.openxmlformats.org/drawingml/2006/main" noChangeAspect="1"/>
+                </wp:cNvGraphicFramePr>
+                <a:graphic xmlns:a="http://schemas.openxmlformats.org/drawingml/2006/main">
+                  <a:graphicData uri="http://schemas.openxmlformats.org/drawingml/2006/picture">
+                    <pic:pic xmlns:pic="http://schemas.openxmlformats.org/drawingml/2006/picture">
+                      <pic:nvPicPr>
+                        <pic:cNvPr id="1307057950" name=""/>
+                        <pic:cNvPicPr>
+                          <a:picLocks noChangeAspect="1"/>
+                        </pic:cNvPicPr>
+                        <pic:nvPr/>
+                      </pic:nvPicPr>
+                      <pic:blipFill rotWithShape="1">
+                        <a:blip r:embed="rId14"/>
+                        <a:stretch/>
+                      </pic:blipFill>
+                      <pic:spPr bwMode="auto">
+                        <a:xfrm flipH="0" flipV="0">
+                          <a:off x="0" y="0"/>
+                          <a:ext cx="4753204" cy="6218649"/>
+                        </a:xfrm>
+                        <a:prstGeom prst="rect">
+                          <a:avLst/>
+                        </a:prstGeom>
+                      </pic:spPr>
+                    </pic:pic>
+                  </a:graphicData>
+                </a:graphic>
+              </wp:inline>
+            </w:drawing>
+          </mc:Choice>
+          <mc:Fallback>
+            <w:pict>
+              <v:shapetype id="_x0000_t75" coordsize="21600,21600" o:spt="75" o:preferrelative="t" path="m@4@5l@4@11@9@11@9@5xe" filled="f" stroked="f">
+                <v:stroke joinstyle="miter"/>
+                <v:formulas>
+                  <v:f eqn="if lineDrawn pixelLineWidth 0"/>
+                  <v:f eqn="sum @0 1 0"/>
+                  <v:f eqn="sum 0 0 @1"/>
+                  <v:f eqn="prod @2 1 2"/>
+                  <v:f eqn="prod @3 21600 pixelWidth"/>
+                  <v:f eqn="prod @3 21600 pixelHeight"/>
+                  <v:f eqn="sum @0 0 1"/>
+                  <v:f eqn="prod @6 1 2"/>
+                  <v:f eqn="prod @7 21600 pixelWidth"/>
+                  <v:f eqn="sum @8 21600 0"/>
+                  <v:f eqn="prod @7 21600 pixelHeight"/>
+                  <v:f eqn="sum @10 21600 0"/>
+                </v:formulas>
+                <v:path o:extrusionok="f" gradientshapeok="t" o:connecttype="rect"/>
+                <o:lock v:ext="edit" aspectratio="t"/>
+              </v:shapetype>
+              <v:shape id="_x0000_i2" o:spid="_x0000_s2" type="#_x0000_t75" style="width:374.27pt;height:489.66pt;mso-wrap-distance-left:0.00pt;mso-wrap-distance-top:0.00pt;mso-wrap-distance-right:0.00pt;mso-wrap-distance-bottom:0.00pt;z-index:1;" stroked="false">
+                <v:imagedata r:id="rId14" o:title=""/>
+                <o:lock v:ext="edit" rotation="t"/>
+              </v:shape>
+            </w:pict>
+          </mc:Fallback>
+        </mc:AlternateContent>
+      </w:r>
+      <w:r>
+        <w:rPr>
+          <w:rFonts w:ascii="Times New Roman" w:hAnsi="Times New Roman" w:cs="Times New Roman"/>
+          <w:b/>
+          <w:bCs/>
+          <w:sz w:val="28"/>
+          <w:szCs w:val="28"/>
+        </w:rPr>
+        <w:br/>
+        <w:br/>
         <w:t xml:space="preserve">Висновок:</w:t>
+      </w:r>
+      <w:r>
+        <w:rPr>
+          <w:b/>
+          <w:bCs/>
+        </w:rPr>
       </w:r>
       <w:r>
         <w:rPr>
@@ -5650,7 +1713,6 @@
         </w:rPr>
         <w:t xml:space="preserve">компілятор g++ (GCC), стандартна бібліотека C++ (iostream, string).</w:t>
       </w:r>
-      <w:r/>
       <w:r>
         <w:rPr>
           <w:rFonts w:ascii="Times New Roman" w:hAnsi="Times New Roman" w:cs="Times New Roman"/>
@@ -5658,8 +1720,12 @@
           <w:szCs w:val="28"/>
         </w:rPr>
       </w:r>
-      <w:r/>
-      <w:r/>
+      <w:r>
+        <w:rPr>
+          <w:b/>
+          <w:bCs/>
+        </w:rPr>
+      </w:r>
     </w:p>
     <w:sectPr>
       <w:footerReference w:type="default" r:id="rId9"/>

--- a/L_4-6/Звіт 4-6 В. Стахнюк.docx
+++ b/L_4-6/Звіт 4-6 В. Стахнюк.docx
@@ -106,77 +106,6 @@
           <w:szCs w:val="32"/>
         </w:rPr>
       </w:r>
-    </w:p>
-    <w:p>
-      <w:pPr>
-        <w:pBdr/>
-        <w:spacing w:line="360" w:lineRule="auto"/>
-        <w:ind/>
-        <w:jc w:val="center"/>
-        <w:rPr>
-          <w:rFonts w:ascii="Times New Roman" w:hAnsi="Times New Roman" w:cs="Times New Roman"/>
-          <w:b/>
-          <w:bCs/>
-          <w:sz w:val="32"/>
-          <w:szCs w:val="32"/>
-        </w:rPr>
-      </w:pPr>
-      <w:r>
-        <w:rPr>
-          <w:rFonts w:ascii="Times New Roman" w:hAnsi="Times New Roman" w:cs="Times New Roman"/>
-          <w:sz w:val="32"/>
-          <w:szCs w:val="32"/>
-        </w:rPr>
-        <w:t xml:space="preserve">Кафедра радіоелектронних пристроїв</w:t>
-      </w:r>
-      <w:r>
-        <w:rPr>
-          <w:rFonts w:ascii="Times New Roman" w:hAnsi="Times New Roman" w:cs="Times New Roman"/>
-          <w:b/>
-          <w:bCs/>
-          <w:sz w:val="32"/>
-          <w:szCs w:val="32"/>
-        </w:rPr>
-        <w:t xml:space="preserve"> </w:t>
-      </w:r>
-      <w:r>
-        <w:rPr>
-          <w:rFonts w:ascii="Times New Roman" w:hAnsi="Times New Roman" w:cs="Times New Roman"/>
-          <w:sz w:val="32"/>
-          <w:szCs w:val="32"/>
-        </w:rPr>
-        <w:t xml:space="preserve">та систем</w:t>
-      </w:r>
-      <w:r>
-        <w:rPr>
-          <w:rFonts w:ascii="Times New Roman" w:hAnsi="Times New Roman" w:cs="Times New Roman"/>
-          <w:b/>
-          <w:bCs/>
-          <w:sz w:val="32"/>
-          <w:szCs w:val="32"/>
-        </w:rPr>
-      </w:r>
-      <w:r>
-        <w:rPr>
-          <w:rFonts w:ascii="Times New Roman" w:hAnsi="Times New Roman" w:cs="Times New Roman"/>
-          <w:b/>
-          <w:bCs/>
-          <w:sz w:val="32"/>
-          <w:szCs w:val="32"/>
-        </w:rPr>
-      </w:r>
-    </w:p>
-    <w:p>
-      <w:pPr>
-        <w:pBdr/>
-        <w:spacing/>
-        <w:ind/>
-        <w:rPr>
-          <w:rFonts w:ascii="Times New Roman" w:hAnsi="Times New Roman" w:cs="Times New Roman"/>
-          <w:sz w:val="28"/>
-          <w:szCs w:val="28"/>
-        </w:rPr>
-      </w:pPr>
       <w:r>
         <w:rPr>
           <w:rFonts w:ascii="Times New Roman" w:hAnsi="Times New Roman" w:cs="Times New Roman"/>
@@ -196,6 +125,13 @@
           <w:rFonts w:ascii="Times New Roman" w:hAnsi="Times New Roman" w:cs="Times New Roman"/>
           <w:sz w:val="28"/>
           <w:szCs w:val="28"/>
+        </w:rPr>
+      </w:r>
+      <w:r>
+        <w:rPr>
+          <w:rFonts w:ascii="Times New Roman" w:hAnsi="Times New Roman" w:cs="Times New Roman"/>
+          <w:sz w:val="32"/>
+          <w:szCs w:val="32"/>
         </w:rPr>
       </w:r>
     </w:p>
@@ -1029,18 +965,6 @@
       <w:r>
         <w:rPr>
           <w:b/>
-          <w:sz w:val="24"/>
-        </w:rPr>
-      </w:r>
-      <w:r>
-        <w:rPr>
-          <w:b/>
-          <w:bCs/>
-        </w:rPr>
-      </w:r>
-      <w:r>
-        <w:rPr>
-          <w:b/>
           <w:bCs/>
         </w:rPr>
       </w:r>
@@ -1131,6 +1055,12 @@
           <w:bCs/>
         </w:rPr>
       </w:r>
+      <w:r>
+        <w:rPr>
+          <w:b/>
+          <w:bCs/>
+        </w:rPr>
+      </w:r>
     </w:p>
     <w:p>
       <w:pPr>
@@ -1143,6 +1073,12 @@
           <w:bCs/>
         </w:rPr>
       </w:pPr>
+      <w:r>
+        <w:rPr>
+          <w:b/>
+          <w:bCs/>
+        </w:rPr>
+      </w:r>
       <w:r>
         <w:rPr>
           <w:b/>
@@ -1239,6 +1175,12 @@
       </w:hyperlink>
       <w:r>
         <w:br/>
+      </w:r>
+      <w:r>
+        <w:rPr>
+          <w:b/>
+          <w:bCs/>
+        </w:rPr>
       </w:r>
       <w:r>
         <w:rPr>
@@ -1715,9 +1657,8 @@
       </w:r>
       <w:r>
         <w:rPr>
-          <w:rFonts w:ascii="Times New Roman" w:hAnsi="Times New Roman" w:cs="Times New Roman"/>
-          <w:sz w:val="28"/>
-          <w:szCs w:val="28"/>
+          <w:b/>
+          <w:bCs/>
         </w:rPr>
       </w:r>
       <w:r>
